--- a/Rapid Cortex Internal Docs/Hiring Documents/NexCortIQ_Sales_Contractor_Agreement.docx
+++ b/Rapid Cortex Internal Docs/Hiring Documents/NexCortIQ_Sales_Contractor_Agreement.docx
@@ -4,7 +4,9 @@
   <w:body>
     <w:p>
       <w:pPr>
-        <w:spacing w:before="60"/>
+        <w:rPr>
+          <w:rFonts w:ascii="Calibri" w:hAnsi="Calibri" w:cs="Calibri"/>
+        </w:rPr>
       </w:pPr>
       <w:r>
         <w:rPr>
@@ -25,20 +27,10 @@
     </w:p>
     <w:p>
       <w:pPr>
-        <w:spacing w:before="80"/>
-      </w:pPr>
-      <w:r>
-        <w:rPr>
-          <w:rFonts w:ascii="Calibri" w:eastAsia="Calibri" w:hAnsi="Calibri" w:cs="Calibri"/>
-          <w:color w:val="1A1A2E"/>
-        </w:rPr>
-        <w:t>Dear [Contractor Name],</w:t>
-      </w:r>
-    </w:p>
-    <w:p>
-      <w:pPr>
-        <w:spacing w:before="80"/>
         <w:ind w:firstLine="720"/>
+        <w:rPr>
+          <w:rFonts w:ascii="Calibri" w:hAnsi="Calibri" w:cs="Calibri"/>
+        </w:rPr>
       </w:pPr>
       <w:r>
         <w:rPr>
@@ -82,8 +74,10 @@
     </w:p>
     <w:p>
       <w:pPr>
-        <w:spacing w:before="80"/>
         <w:ind w:firstLine="720"/>
+        <w:rPr>
+          <w:rFonts w:ascii="Calibri" w:hAnsi="Calibri" w:cs="Calibri"/>
+        </w:rPr>
       </w:pPr>
       <w:proofErr w:type="spellStart"/>
       <w:r>
@@ -134,8 +128,10 @@
     </w:p>
     <w:p>
       <w:pPr>
-        <w:spacing w:before="80"/>
         <w:ind w:firstLine="720"/>
+        <w:rPr>
+          <w:rFonts w:ascii="Calibri" w:hAnsi="Calibri" w:cs="Calibri"/>
+        </w:rPr>
       </w:pPr>
       <w:r>
         <w:rPr>
@@ -180,7 +176,9 @@
     <w:p>
       <w:pPr>
         <w:shd w:val="clear" w:color="auto" w:fill="0D2657"/>
-        <w:spacing w:before="240"/>
+        <w:rPr>
+          <w:rFonts w:ascii="Calibri" w:hAnsi="Calibri" w:cs="Calibri"/>
+        </w:rPr>
       </w:pPr>
       <w:r>
         <w:rPr>
@@ -214,7 +212,9 @@
     </w:p>
     <w:p>
       <w:pPr>
-        <w:spacing w:before="80"/>
+        <w:rPr>
+          <w:rFonts w:ascii="Calibri" w:hAnsi="Calibri" w:cs="Calibri"/>
+        </w:rPr>
       </w:pPr>
       <w:r>
         <w:rPr>
@@ -263,7 +263,9 @@
           <w:ilvl w:val="0"/>
           <w:numId w:val="1"/>
         </w:numPr>
-        <w:spacing w:before="60"/>
+        <w:rPr>
+          <w:rFonts w:ascii="Calibri" w:hAnsi="Calibri" w:cs="Calibri"/>
+        </w:rPr>
       </w:pPr>
       <w:r>
         <w:rPr>
@@ -280,7 +282,9 @@
           <w:ilvl w:val="0"/>
           <w:numId w:val="1"/>
         </w:numPr>
-        <w:spacing w:before="60"/>
+        <w:rPr>
+          <w:rFonts w:ascii="Calibri" w:hAnsi="Calibri" w:cs="Calibri"/>
+        </w:rPr>
       </w:pPr>
       <w:r>
         <w:rPr>
@@ -297,7 +301,9 @@
           <w:ilvl w:val="0"/>
           <w:numId w:val="1"/>
         </w:numPr>
-        <w:spacing w:before="60"/>
+        <w:rPr>
+          <w:rFonts w:ascii="Calibri" w:hAnsi="Calibri" w:cs="Calibri"/>
+        </w:rPr>
       </w:pPr>
       <w:r>
         <w:rPr>
@@ -314,24 +320,16 @@
           <w:ilvl w:val="0"/>
           <w:numId w:val="1"/>
         </w:numPr>
-        <w:spacing w:before="60"/>
-        <w:rPr>
-          <w:rFonts w:ascii="Calibri" w:hAnsi="Calibri" w:cs="Calibri"/>
-        </w:rPr>
-      </w:pPr>
-      <w:r>
-        <w:rPr>
-          <w:rFonts w:ascii="Calibri" w:eastAsia="Calibri" w:hAnsi="Calibri" w:cs="Calibri"/>
-          <w:color w:val="1A1A2E"/>
-        </w:rPr>
-        <w:t>Transit</w:t>
-      </w:r>
-      <w:r>
-        <w:rPr>
-          <w:rFonts w:ascii="Calibri" w:eastAsia="Calibri" w:hAnsi="Calibri" w:cs="Calibri"/>
-          <w:color w:val="1A1A2E"/>
-        </w:rPr>
-        <w:t xml:space="preserve"> — </w:t>
+        <w:rPr>
+          <w:rFonts w:ascii="Calibri" w:hAnsi="Calibri" w:cs="Calibri"/>
+        </w:rPr>
+      </w:pPr>
+      <w:r>
+        <w:rPr>
+          <w:rFonts w:ascii="Calibri" w:eastAsia="Calibri" w:hAnsi="Calibri" w:cs="Calibri"/>
+          <w:color w:val="1A1A2E"/>
+        </w:rPr>
+        <w:t xml:space="preserve">Transit — </w:t>
       </w:r>
       <w:r>
         <w:rPr>
@@ -370,39 +368,15 @@
           <w:rFonts w:ascii="Calibri" w:hAnsi="Calibri" w:cs="Calibri"/>
           <w:color w:val="000000"/>
         </w:rPr>
-        <w:t xml:space="preserve"> QR, NFC, and SMS incident reporting to public transportation</w:t>
-      </w:r>
-      <w:r>
-        <w:rPr>
-          <w:rFonts w:ascii="Calibri" w:hAnsi="Calibri" w:cs="Calibri"/>
-          <w:color w:val="000000"/>
-        </w:rPr>
-        <w:t xml:space="preserve">, </w:t>
-      </w:r>
-      <w:r>
-        <w:rPr>
-          <w:rFonts w:ascii="Calibri" w:hAnsi="Calibri" w:cs="Calibri"/>
-          <w:color w:val="000000"/>
-        </w:rPr>
-        <w:t>giving riders and staff a no-app way to report safety concerns directly to transit security in real time.</w:t>
-      </w:r>
-    </w:p>
-    <w:p>
-      <w:pPr>
-        <w:spacing w:before="80"/>
-      </w:pPr>
-      <w:r>
-        <w:rPr>
-          <w:rFonts w:ascii="Calibri" w:eastAsia="Calibri" w:hAnsi="Calibri" w:cs="Calibri"/>
-          <w:color w:val="1A1A2E"/>
-        </w:rPr>
-        <w:t>Your market focus will be confirmed in writing at onboarding.</w:t>
+        <w:t xml:space="preserve"> QR, NFC, and SMS incident reporting to public transportation, giving riders and staff a no-app way to report safety concerns directly to transit security in real time.</w:t>
       </w:r>
     </w:p>
     <w:p>
       <w:pPr>
         <w:shd w:val="clear" w:color="auto" w:fill="0D2657"/>
-        <w:spacing w:before="240"/>
+        <w:rPr>
+          <w:rFonts w:ascii="Calibri" w:hAnsi="Calibri" w:cs="Calibri"/>
+        </w:rPr>
       </w:pPr>
       <w:r>
         <w:rPr>
@@ -441,7 +415,9 @@
           <w:ilvl w:val="0"/>
           <w:numId w:val="1"/>
         </w:numPr>
-        <w:spacing w:before="60"/>
+        <w:rPr>
+          <w:rFonts w:ascii="Calibri" w:hAnsi="Calibri" w:cs="Calibri"/>
+        </w:rPr>
       </w:pPr>
       <w:r>
         <w:rPr>
@@ -458,7 +434,9 @@
           <w:ilvl w:val="0"/>
           <w:numId w:val="1"/>
         </w:numPr>
-        <w:spacing w:before="60"/>
+        <w:rPr>
+          <w:rFonts w:ascii="Calibri" w:hAnsi="Calibri" w:cs="Calibri"/>
+        </w:rPr>
       </w:pPr>
       <w:r>
         <w:rPr>
@@ -475,7 +453,9 @@
           <w:ilvl w:val="0"/>
           <w:numId w:val="1"/>
         </w:numPr>
-        <w:spacing w:before="60"/>
+        <w:rPr>
+          <w:rFonts w:ascii="Calibri" w:hAnsi="Calibri" w:cs="Calibri"/>
+        </w:rPr>
       </w:pPr>
       <w:r>
         <w:rPr>
@@ -492,7 +472,9 @@
           <w:ilvl w:val="0"/>
           <w:numId w:val="1"/>
         </w:numPr>
-        <w:spacing w:before="60"/>
+        <w:rPr>
+          <w:rFonts w:ascii="Calibri" w:hAnsi="Calibri" w:cs="Calibri"/>
+        </w:rPr>
       </w:pPr>
       <w:r>
         <w:rPr>
@@ -509,7 +491,9 @@
           <w:ilvl w:val="0"/>
           <w:numId w:val="1"/>
         </w:numPr>
-        <w:spacing w:before="60"/>
+        <w:rPr>
+          <w:rFonts w:ascii="Calibri" w:hAnsi="Calibri" w:cs="Calibri"/>
+        </w:rPr>
       </w:pPr>
       <w:r>
         <w:rPr>
@@ -558,7 +542,9 @@
           <w:ilvl w:val="0"/>
           <w:numId w:val="1"/>
         </w:numPr>
-        <w:spacing w:before="60"/>
+        <w:rPr>
+          <w:rFonts w:ascii="Calibri" w:hAnsi="Calibri" w:cs="Calibri"/>
+        </w:rPr>
       </w:pPr>
       <w:r>
         <w:rPr>
@@ -575,7 +561,9 @@
           <w:ilvl w:val="0"/>
           <w:numId w:val="1"/>
         </w:numPr>
-        <w:spacing w:before="60"/>
+        <w:rPr>
+          <w:rFonts w:ascii="Calibri" w:hAnsi="Calibri" w:cs="Calibri"/>
+        </w:rPr>
       </w:pPr>
       <w:r>
         <w:rPr>
@@ -592,7 +580,9 @@
           <w:ilvl w:val="0"/>
           <w:numId w:val="1"/>
         </w:numPr>
-        <w:spacing w:before="60"/>
+        <w:rPr>
+          <w:rFonts w:ascii="Calibri" w:hAnsi="Calibri" w:cs="Calibri"/>
+        </w:rPr>
       </w:pPr>
       <w:r>
         <w:rPr>
@@ -605,7 +595,9 @@
     <w:p>
       <w:pPr>
         <w:shd w:val="clear" w:color="auto" w:fill="0D2657"/>
-        <w:spacing w:before="240"/>
+        <w:rPr>
+          <w:rFonts w:ascii="Calibri" w:hAnsi="Calibri" w:cs="Calibri"/>
+        </w:rPr>
       </w:pPr>
       <w:r>
         <w:rPr>
@@ -639,7 +631,9 @@
     </w:p>
     <w:p>
       <w:pPr>
-        <w:spacing w:before="80"/>
+        <w:rPr>
+          <w:rFonts w:ascii="Calibri" w:hAnsi="Calibri" w:cs="Calibri"/>
+        </w:rPr>
       </w:pPr>
       <w:r>
         <w:rPr>
@@ -721,7 +715,9 @@
     </w:p>
     <w:p>
       <w:pPr>
-        <w:spacing w:before="80"/>
+        <w:rPr>
+          <w:rFonts w:ascii="Calibri" w:hAnsi="Calibri" w:cs="Calibri"/>
+        </w:rPr>
       </w:pPr>
       <w:r>
         <w:rPr>
@@ -764,22 +760,16 @@
     </w:p>
     <w:p>
       <w:pPr>
-        <w:spacing w:before="80"/>
-      </w:pPr>
-      <w:r>
-        <w:rPr>
-          <w:rFonts w:ascii="Calibri" w:eastAsia="Calibri" w:hAnsi="Calibri" w:cs="Calibri"/>
-          <w:color w:val="1A1A2E"/>
-        </w:rPr>
-        <w:t xml:space="preserve">Commission is calculated using a Reverse Marginal Commission Schedule. Each tier rate applies only to the portion of Annual Contract Value (ACV) that falls within that tier — not to the total contract. This structure </w:t>
-      </w:r>
-      <w:r>
-        <w:rPr>
-          <w:rFonts w:ascii="Calibri" w:eastAsia="Calibri" w:hAnsi="Calibri" w:cs="Calibri"/>
-          <w:color w:val="1A1A2E"/>
-        </w:rPr>
-        <w:lastRenderedPageBreak/>
-        <w:t>ensures that every additional dollar closed always increases the Contractor's total commission. There are no cliff penalties; crossing a tier boundary never reduces earnings.</w:t>
+        <w:rPr>
+          <w:rFonts w:ascii="Calibri" w:hAnsi="Calibri" w:cs="Calibri"/>
+        </w:rPr>
+      </w:pPr>
+      <w:r>
+        <w:rPr>
+          <w:rFonts w:ascii="Calibri" w:eastAsia="Calibri" w:hAnsi="Calibri" w:cs="Calibri"/>
+          <w:color w:val="1A1A2E"/>
+        </w:rPr>
+        <w:t>Commission is calculated using a Reverse Marginal Commission Schedule. Each tier rate applies only to the portion of Annual Contract Value (ACV) that falls within that tier — not to the total contract. This structure ensures that every additional dollar closed always increases the Contractor's total commission. There are no cliff penalties; crossing a tier boundary never reduces earnings.</w:t>
       </w:r>
     </w:p>
     <w:tbl>
@@ -822,8 +812,10 @@
           </w:tcPr>
           <w:p>
             <w:pPr>
-              <w:spacing w:before="60"/>
               <w:jc w:val="center"/>
+              <w:rPr>
+                <w:rFonts w:ascii="Calibri" w:hAnsi="Calibri" w:cs="Calibri"/>
+              </w:rPr>
             </w:pPr>
             <w:r>
               <w:rPr>
@@ -852,8 +844,10 @@
           </w:tcPr>
           <w:p>
             <w:pPr>
-              <w:spacing w:before="60"/>
               <w:jc w:val="center"/>
+              <w:rPr>
+                <w:rFonts w:ascii="Calibri" w:hAnsi="Calibri" w:cs="Calibri"/>
+              </w:rPr>
             </w:pPr>
             <w:r>
               <w:rPr>
@@ -883,7 +877,9 @@
           </w:tcPr>
           <w:p>
             <w:pPr>
-              <w:spacing w:before="60"/>
+              <w:rPr>
+                <w:rFonts w:ascii="Calibri" w:hAnsi="Calibri" w:cs="Calibri"/>
+              </w:rPr>
             </w:pPr>
             <w:r>
               <w:rPr>
@@ -909,8 +905,10 @@
           </w:tcPr>
           <w:p>
             <w:pPr>
-              <w:spacing w:before="60"/>
               <w:jc w:val="center"/>
+              <w:rPr>
+                <w:rFonts w:ascii="Calibri" w:hAnsi="Calibri" w:cs="Calibri"/>
+              </w:rPr>
             </w:pPr>
             <w:r>
               <w:rPr>
@@ -940,7 +938,9 @@
           </w:tcPr>
           <w:p>
             <w:pPr>
-              <w:spacing w:before="60"/>
+              <w:rPr>
+                <w:rFonts w:ascii="Calibri" w:hAnsi="Calibri" w:cs="Calibri"/>
+              </w:rPr>
             </w:pPr>
             <w:r>
               <w:rPr>
@@ -966,8 +966,10 @@
           </w:tcPr>
           <w:p>
             <w:pPr>
-              <w:spacing w:before="60"/>
               <w:jc w:val="center"/>
+              <w:rPr>
+                <w:rFonts w:ascii="Calibri" w:hAnsi="Calibri" w:cs="Calibri"/>
+              </w:rPr>
             </w:pPr>
             <w:r>
               <w:rPr>
@@ -997,7 +999,9 @@
           </w:tcPr>
           <w:p>
             <w:pPr>
-              <w:spacing w:before="60"/>
+              <w:rPr>
+                <w:rFonts w:ascii="Calibri" w:hAnsi="Calibri" w:cs="Calibri"/>
+              </w:rPr>
             </w:pPr>
             <w:r>
               <w:rPr>
@@ -1023,8 +1027,10 @@
           </w:tcPr>
           <w:p>
             <w:pPr>
-              <w:spacing w:before="60"/>
               <w:jc w:val="center"/>
+              <w:rPr>
+                <w:rFonts w:ascii="Calibri" w:hAnsi="Calibri" w:cs="Calibri"/>
+              </w:rPr>
             </w:pPr>
             <w:r>
               <w:rPr>
@@ -1054,7 +1060,9 @@
           </w:tcPr>
           <w:p>
             <w:pPr>
-              <w:spacing w:before="60"/>
+              <w:rPr>
+                <w:rFonts w:ascii="Calibri" w:hAnsi="Calibri" w:cs="Calibri"/>
+              </w:rPr>
             </w:pPr>
             <w:r>
               <w:rPr>
@@ -1080,8 +1088,10 @@
           </w:tcPr>
           <w:p>
             <w:pPr>
-              <w:spacing w:before="60"/>
               <w:jc w:val="center"/>
+              <w:rPr>
+                <w:rFonts w:ascii="Calibri" w:hAnsi="Calibri" w:cs="Calibri"/>
+              </w:rPr>
             </w:pPr>
             <w:r>
               <w:rPr>
@@ -1111,7 +1121,9 @@
           </w:tcPr>
           <w:p>
             <w:pPr>
-              <w:spacing w:before="60"/>
+              <w:rPr>
+                <w:rFonts w:ascii="Calibri" w:hAnsi="Calibri" w:cs="Calibri"/>
+              </w:rPr>
             </w:pPr>
             <w:r>
               <w:rPr>
@@ -1137,8 +1149,10 @@
           </w:tcPr>
           <w:p>
             <w:pPr>
-              <w:spacing w:before="60"/>
               <w:jc w:val="center"/>
+              <w:rPr>
+                <w:rFonts w:ascii="Calibri" w:hAnsi="Calibri" w:cs="Calibri"/>
+              </w:rPr>
             </w:pPr>
             <w:r>
               <w:rPr>
@@ -1157,7 +1171,9 @@
     </w:tbl>
     <w:p>
       <w:pPr>
-        <w:spacing w:before="80"/>
+        <w:rPr>
+          <w:rFonts w:ascii="Calibri" w:hAnsi="Calibri" w:cs="Calibri"/>
+        </w:rPr>
       </w:pPr>
       <w:r>
         <w:rPr>
@@ -1200,13 +1216,16 @@
     </w:p>
     <w:p>
       <w:pPr>
-        <w:spacing w:before="80"/>
-      </w:pPr>
-      <w:r>
-        <w:rPr>
-          <w:rFonts w:ascii="Calibri" w:eastAsia="Calibri" w:hAnsi="Calibri" w:cs="Calibri"/>
-          <w:color w:val="1A1A2E"/>
-        </w:rPr>
+        <w:rPr>
+          <w:rFonts w:ascii="Calibri" w:hAnsi="Calibri" w:cs="Calibri"/>
+        </w:rPr>
+      </w:pPr>
+      <w:r>
+        <w:rPr>
+          <w:rFonts w:ascii="Calibri" w:eastAsia="Calibri" w:hAnsi="Calibri" w:cs="Calibri"/>
+          <w:color w:val="1A1A2E"/>
+        </w:rPr>
+        <w:lastRenderedPageBreak/>
         <w:t>Example — $200,000 Annual Contract Value:</w:t>
       </w:r>
     </w:p>
@@ -1217,7 +1236,9 @@
           <w:ilvl w:val="0"/>
           <w:numId w:val="1"/>
         </w:numPr>
-        <w:spacing w:before="60"/>
+        <w:rPr>
+          <w:rFonts w:ascii="Calibri" w:hAnsi="Calibri" w:cs="Calibri"/>
+        </w:rPr>
       </w:pPr>
       <w:r>
         <w:rPr>
@@ -1250,7 +1271,9 @@
           <w:ilvl w:val="0"/>
           <w:numId w:val="1"/>
         </w:numPr>
-        <w:spacing w:before="60"/>
+        <w:rPr>
+          <w:rFonts w:ascii="Calibri" w:hAnsi="Calibri" w:cs="Calibri"/>
+        </w:rPr>
       </w:pPr>
       <w:r>
         <w:rPr>
@@ -1299,7 +1322,9 @@
           <w:ilvl w:val="0"/>
           <w:numId w:val="1"/>
         </w:numPr>
-        <w:spacing w:before="60"/>
+        <w:rPr>
+          <w:rFonts w:ascii="Calibri" w:hAnsi="Calibri" w:cs="Calibri"/>
+        </w:rPr>
       </w:pPr>
       <w:r>
         <w:rPr>
@@ -1348,7 +1373,9 @@
           <w:ilvl w:val="0"/>
           <w:numId w:val="1"/>
         </w:numPr>
-        <w:spacing w:before="60"/>
+        <w:rPr>
+          <w:rFonts w:ascii="Calibri" w:hAnsi="Calibri" w:cs="Calibri"/>
+        </w:rPr>
       </w:pPr>
       <w:r>
         <w:rPr>
@@ -1392,8 +1419,10 @@
     </w:p>
     <w:p>
       <w:pPr>
-        <w:spacing w:before="60"/>
         <w:ind w:left="720"/>
+        <w:rPr>
+          <w:rFonts w:ascii="Calibri" w:hAnsi="Calibri" w:cs="Calibri"/>
+        </w:rPr>
       </w:pPr>
       <w:r>
         <w:rPr>
@@ -1436,7 +1465,9 @@
     </w:p>
     <w:p>
       <w:pPr>
-        <w:spacing w:before="80"/>
+        <w:rPr>
+          <w:rFonts w:ascii="Calibri" w:hAnsi="Calibri" w:cs="Calibri"/>
+        </w:rPr>
       </w:pPr>
       <w:r>
         <w:rPr>
@@ -1486,8 +1517,10 @@
           </w:tcPr>
           <w:p>
             <w:pPr>
-              <w:spacing w:before="60"/>
               <w:jc w:val="center"/>
+              <w:rPr>
+                <w:rFonts w:ascii="Calibri" w:hAnsi="Calibri" w:cs="Calibri"/>
+              </w:rPr>
             </w:pPr>
             <w:r>
               <w:rPr>
@@ -1515,8 +1548,10 @@
           </w:tcPr>
           <w:p>
             <w:pPr>
-              <w:spacing w:before="60"/>
               <w:jc w:val="center"/>
+              <w:rPr>
+                <w:rFonts w:ascii="Calibri" w:hAnsi="Calibri" w:cs="Calibri"/>
+              </w:rPr>
             </w:pPr>
             <w:r>
               <w:rPr>
@@ -1544,8 +1579,10 @@
           </w:tcPr>
           <w:p>
             <w:pPr>
-              <w:spacing w:before="60"/>
               <w:jc w:val="center"/>
+              <w:rPr>
+                <w:rFonts w:ascii="Calibri" w:hAnsi="Calibri" w:cs="Calibri"/>
+              </w:rPr>
             </w:pPr>
             <w:r>
               <w:rPr>
@@ -1575,8 +1612,10 @@
           </w:tcPr>
           <w:p>
             <w:pPr>
-              <w:spacing w:before="50"/>
               <w:jc w:val="center"/>
+              <w:rPr>
+                <w:rFonts w:ascii="Calibri" w:hAnsi="Calibri" w:cs="Calibri"/>
+              </w:rPr>
             </w:pPr>
             <w:r>
               <w:rPr>
@@ -1602,8 +1641,10 @@
           </w:tcPr>
           <w:p>
             <w:pPr>
-              <w:spacing w:before="50"/>
               <w:jc w:val="center"/>
+              <w:rPr>
+                <w:rFonts w:ascii="Calibri" w:hAnsi="Calibri" w:cs="Calibri"/>
+              </w:rPr>
             </w:pPr>
             <w:r>
               <w:rPr>
@@ -1629,8 +1670,10 @@
           </w:tcPr>
           <w:p>
             <w:pPr>
-              <w:spacing w:before="50"/>
               <w:jc w:val="center"/>
+              <w:rPr>
+                <w:rFonts w:ascii="Calibri" w:hAnsi="Calibri" w:cs="Calibri"/>
+              </w:rPr>
             </w:pPr>
             <w:r>
               <w:rPr>
@@ -1658,8 +1701,10 @@
           </w:tcPr>
           <w:p>
             <w:pPr>
-              <w:spacing w:before="50"/>
               <w:jc w:val="center"/>
+              <w:rPr>
+                <w:rFonts w:ascii="Calibri" w:hAnsi="Calibri" w:cs="Calibri"/>
+              </w:rPr>
             </w:pPr>
             <w:r>
               <w:rPr>
@@ -1685,8 +1730,10 @@
           </w:tcPr>
           <w:p>
             <w:pPr>
-              <w:spacing w:before="50"/>
               <w:jc w:val="center"/>
+              <w:rPr>
+                <w:rFonts w:ascii="Calibri" w:hAnsi="Calibri" w:cs="Calibri"/>
+              </w:rPr>
             </w:pPr>
             <w:r>
               <w:rPr>
@@ -1712,8 +1759,10 @@
           </w:tcPr>
           <w:p>
             <w:pPr>
-              <w:spacing w:before="50"/>
               <w:jc w:val="center"/>
+              <w:rPr>
+                <w:rFonts w:ascii="Calibri" w:hAnsi="Calibri" w:cs="Calibri"/>
+              </w:rPr>
             </w:pPr>
             <w:r>
               <w:rPr>
@@ -1741,8 +1790,10 @@
           </w:tcPr>
           <w:p>
             <w:pPr>
-              <w:spacing w:before="50"/>
               <w:jc w:val="center"/>
+              <w:rPr>
+                <w:rFonts w:ascii="Calibri" w:hAnsi="Calibri" w:cs="Calibri"/>
+              </w:rPr>
             </w:pPr>
             <w:r>
               <w:rPr>
@@ -1768,8 +1819,10 @@
           </w:tcPr>
           <w:p>
             <w:pPr>
-              <w:spacing w:before="50"/>
               <w:jc w:val="center"/>
+              <w:rPr>
+                <w:rFonts w:ascii="Calibri" w:hAnsi="Calibri" w:cs="Calibri"/>
+              </w:rPr>
             </w:pPr>
             <w:r>
               <w:rPr>
@@ -1795,8 +1848,10 @@
           </w:tcPr>
           <w:p>
             <w:pPr>
-              <w:spacing w:before="50"/>
               <w:jc w:val="center"/>
+              <w:rPr>
+                <w:rFonts w:ascii="Calibri" w:hAnsi="Calibri" w:cs="Calibri"/>
+              </w:rPr>
             </w:pPr>
             <w:r>
               <w:rPr>
@@ -1824,8 +1879,10 @@
           </w:tcPr>
           <w:p>
             <w:pPr>
-              <w:spacing w:before="50"/>
               <w:jc w:val="center"/>
+              <w:rPr>
+                <w:rFonts w:ascii="Calibri" w:hAnsi="Calibri" w:cs="Calibri"/>
+              </w:rPr>
             </w:pPr>
             <w:r>
               <w:rPr>
@@ -1851,8 +1908,10 @@
           </w:tcPr>
           <w:p>
             <w:pPr>
-              <w:spacing w:before="50"/>
               <w:jc w:val="center"/>
+              <w:rPr>
+                <w:rFonts w:ascii="Calibri" w:hAnsi="Calibri" w:cs="Calibri"/>
+              </w:rPr>
             </w:pPr>
             <w:r>
               <w:rPr>
@@ -1878,8 +1937,10 @@
           </w:tcPr>
           <w:p>
             <w:pPr>
-              <w:spacing w:before="50"/>
               <w:jc w:val="center"/>
+              <w:rPr>
+                <w:rFonts w:ascii="Calibri" w:hAnsi="Calibri" w:cs="Calibri"/>
+              </w:rPr>
             </w:pPr>
             <w:r>
               <w:rPr>
@@ -1907,8 +1968,10 @@
           </w:tcPr>
           <w:p>
             <w:pPr>
-              <w:spacing w:before="50"/>
               <w:jc w:val="center"/>
+              <w:rPr>
+                <w:rFonts w:ascii="Calibri" w:hAnsi="Calibri" w:cs="Calibri"/>
+              </w:rPr>
             </w:pPr>
             <w:r>
               <w:rPr>
@@ -1934,8 +1997,10 @@
           </w:tcPr>
           <w:p>
             <w:pPr>
-              <w:spacing w:before="50"/>
               <w:jc w:val="center"/>
+              <w:rPr>
+                <w:rFonts w:ascii="Calibri" w:hAnsi="Calibri" w:cs="Calibri"/>
+              </w:rPr>
             </w:pPr>
             <w:r>
               <w:rPr>
@@ -1961,8 +2026,10 @@
           </w:tcPr>
           <w:p>
             <w:pPr>
-              <w:spacing w:before="50"/>
               <w:jc w:val="center"/>
+              <w:rPr>
+                <w:rFonts w:ascii="Calibri" w:hAnsi="Calibri" w:cs="Calibri"/>
+              </w:rPr>
             </w:pPr>
             <w:r>
               <w:rPr>
@@ -1990,8 +2057,10 @@
           </w:tcPr>
           <w:p>
             <w:pPr>
-              <w:spacing w:before="50"/>
               <w:jc w:val="center"/>
+              <w:rPr>
+                <w:rFonts w:ascii="Calibri" w:hAnsi="Calibri" w:cs="Calibri"/>
+              </w:rPr>
             </w:pPr>
             <w:r>
               <w:rPr>
@@ -2017,8 +2086,10 @@
           </w:tcPr>
           <w:p>
             <w:pPr>
-              <w:spacing w:before="50"/>
               <w:jc w:val="center"/>
+              <w:rPr>
+                <w:rFonts w:ascii="Calibri" w:hAnsi="Calibri" w:cs="Calibri"/>
+              </w:rPr>
             </w:pPr>
             <w:r>
               <w:rPr>
@@ -2044,8 +2115,10 @@
           </w:tcPr>
           <w:p>
             <w:pPr>
-              <w:spacing w:before="50"/>
               <w:jc w:val="center"/>
+              <w:rPr>
+                <w:rFonts w:ascii="Calibri" w:hAnsi="Calibri" w:cs="Calibri"/>
+              </w:rPr>
             </w:pPr>
             <w:r>
               <w:rPr>
@@ -2073,8 +2146,10 @@
           </w:tcPr>
           <w:p>
             <w:pPr>
-              <w:spacing w:before="50"/>
               <w:jc w:val="center"/>
+              <w:rPr>
+                <w:rFonts w:ascii="Calibri" w:hAnsi="Calibri" w:cs="Calibri"/>
+              </w:rPr>
             </w:pPr>
             <w:r>
               <w:rPr>
@@ -2100,8 +2175,10 @@
           </w:tcPr>
           <w:p>
             <w:pPr>
-              <w:spacing w:before="50"/>
               <w:jc w:val="center"/>
+              <w:rPr>
+                <w:rFonts w:ascii="Calibri" w:hAnsi="Calibri" w:cs="Calibri"/>
+              </w:rPr>
             </w:pPr>
             <w:r>
               <w:rPr>
@@ -2127,8 +2204,10 @@
           </w:tcPr>
           <w:p>
             <w:pPr>
-              <w:spacing w:before="50"/>
               <w:jc w:val="center"/>
+              <w:rPr>
+                <w:rFonts w:ascii="Calibri" w:hAnsi="Calibri" w:cs="Calibri"/>
+              </w:rPr>
             </w:pPr>
             <w:r>
               <w:rPr>
@@ -2156,8 +2235,10 @@
           </w:tcPr>
           <w:p>
             <w:pPr>
-              <w:spacing w:before="50"/>
               <w:jc w:val="center"/>
+              <w:rPr>
+                <w:rFonts w:ascii="Calibri" w:hAnsi="Calibri" w:cs="Calibri"/>
+              </w:rPr>
             </w:pPr>
             <w:r>
               <w:rPr>
@@ -2183,8 +2264,10 @@
           </w:tcPr>
           <w:p>
             <w:pPr>
-              <w:spacing w:before="50"/>
               <w:jc w:val="center"/>
+              <w:rPr>
+                <w:rFonts w:ascii="Calibri" w:hAnsi="Calibri" w:cs="Calibri"/>
+              </w:rPr>
             </w:pPr>
             <w:r>
               <w:rPr>
@@ -2210,8 +2293,10 @@
           </w:tcPr>
           <w:p>
             <w:pPr>
-              <w:spacing w:before="50"/>
               <w:jc w:val="center"/>
+              <w:rPr>
+                <w:rFonts w:ascii="Calibri" w:hAnsi="Calibri" w:cs="Calibri"/>
+              </w:rPr>
             </w:pPr>
             <w:r>
               <w:rPr>
@@ -2239,8 +2324,10 @@
           </w:tcPr>
           <w:p>
             <w:pPr>
-              <w:spacing w:before="50"/>
               <w:jc w:val="center"/>
+              <w:rPr>
+                <w:rFonts w:ascii="Calibri" w:hAnsi="Calibri" w:cs="Calibri"/>
+              </w:rPr>
             </w:pPr>
             <w:r>
               <w:rPr>
@@ -2266,8 +2353,10 @@
           </w:tcPr>
           <w:p>
             <w:pPr>
-              <w:spacing w:before="50"/>
               <w:jc w:val="center"/>
+              <w:rPr>
+                <w:rFonts w:ascii="Calibri" w:hAnsi="Calibri" w:cs="Calibri"/>
+              </w:rPr>
             </w:pPr>
             <w:r>
               <w:rPr>
@@ -2293,8 +2382,10 @@
           </w:tcPr>
           <w:p>
             <w:pPr>
-              <w:spacing w:before="50"/>
               <w:jc w:val="center"/>
+              <w:rPr>
+                <w:rFonts w:ascii="Calibri" w:hAnsi="Calibri" w:cs="Calibri"/>
+              </w:rPr>
             </w:pPr>
             <w:r>
               <w:rPr>
@@ -2322,8 +2413,10 @@
           </w:tcPr>
           <w:p>
             <w:pPr>
-              <w:spacing w:before="50"/>
               <w:jc w:val="center"/>
+              <w:rPr>
+                <w:rFonts w:ascii="Calibri" w:hAnsi="Calibri" w:cs="Calibri"/>
+              </w:rPr>
             </w:pPr>
             <w:r>
               <w:rPr>
@@ -2349,8 +2442,10 @@
           </w:tcPr>
           <w:p>
             <w:pPr>
-              <w:spacing w:before="50"/>
               <w:jc w:val="center"/>
+              <w:rPr>
+                <w:rFonts w:ascii="Calibri" w:hAnsi="Calibri" w:cs="Calibri"/>
+              </w:rPr>
             </w:pPr>
             <w:r>
               <w:rPr>
@@ -2376,8 +2471,10 @@
           </w:tcPr>
           <w:p>
             <w:pPr>
-              <w:spacing w:before="50"/>
               <w:jc w:val="center"/>
+              <w:rPr>
+                <w:rFonts w:ascii="Calibri" w:hAnsi="Calibri" w:cs="Calibri"/>
+              </w:rPr>
             </w:pPr>
             <w:r>
               <w:rPr>
@@ -2405,8 +2502,10 @@
           </w:tcPr>
           <w:p>
             <w:pPr>
-              <w:spacing w:before="50"/>
               <w:jc w:val="center"/>
+              <w:rPr>
+                <w:rFonts w:ascii="Calibri" w:hAnsi="Calibri" w:cs="Calibri"/>
+              </w:rPr>
             </w:pPr>
             <w:r>
               <w:rPr>
@@ -2432,8 +2531,10 @@
           </w:tcPr>
           <w:p>
             <w:pPr>
-              <w:spacing w:before="50"/>
               <w:jc w:val="center"/>
+              <w:rPr>
+                <w:rFonts w:ascii="Calibri" w:hAnsi="Calibri" w:cs="Calibri"/>
+              </w:rPr>
             </w:pPr>
             <w:r>
               <w:rPr>
@@ -2459,8 +2560,10 @@
           </w:tcPr>
           <w:p>
             <w:pPr>
-              <w:spacing w:before="50"/>
               <w:jc w:val="center"/>
+              <w:rPr>
+                <w:rFonts w:ascii="Calibri" w:hAnsi="Calibri" w:cs="Calibri"/>
+              </w:rPr>
             </w:pPr>
             <w:r>
               <w:rPr>
@@ -2477,7 +2580,9 @@
     </w:tbl>
     <w:p>
       <w:pPr>
-        <w:spacing w:before="80"/>
+        <w:rPr>
+          <w:rFonts w:ascii="Calibri" w:hAnsi="Calibri" w:cs="Calibri"/>
+        </w:rPr>
       </w:pPr>
       <w:r>
         <w:rPr>
@@ -2525,7 +2630,9 @@
           <w:ilvl w:val="0"/>
           <w:numId w:val="1"/>
         </w:numPr>
-        <w:spacing w:before="60"/>
+        <w:rPr>
+          <w:rFonts w:ascii="Calibri" w:hAnsi="Calibri" w:cs="Calibri"/>
+        </w:rPr>
       </w:pPr>
       <w:r>
         <w:rPr>
@@ -2542,7 +2649,9 @@
           <w:ilvl w:val="0"/>
           <w:numId w:val="1"/>
         </w:numPr>
-        <w:spacing w:before="60"/>
+        <w:rPr>
+          <w:rFonts w:ascii="Calibri" w:hAnsi="Calibri" w:cs="Calibri"/>
+        </w:rPr>
       </w:pPr>
       <w:r>
         <w:rPr>
@@ -2559,7 +2668,9 @@
           <w:ilvl w:val="0"/>
           <w:numId w:val="1"/>
         </w:numPr>
-        <w:spacing w:before="60"/>
+        <w:rPr>
+          <w:rFonts w:ascii="Calibri" w:hAnsi="Calibri" w:cs="Calibri"/>
+        </w:rPr>
       </w:pPr>
       <w:r>
         <w:rPr>
@@ -2576,14 +2687,15 @@
           <w:ilvl w:val="0"/>
           <w:numId w:val="1"/>
         </w:numPr>
-        <w:spacing w:before="60"/>
-      </w:pPr>
-      <w:r>
-        <w:rPr>
-          <w:rFonts w:ascii="Calibri" w:eastAsia="Calibri" w:hAnsi="Calibri" w:cs="Calibri"/>
-          <w:color w:val="1A1A2E"/>
-        </w:rPr>
-        <w:lastRenderedPageBreak/>
+        <w:rPr>
+          <w:rFonts w:ascii="Calibri" w:hAnsi="Calibri" w:cs="Calibri"/>
+        </w:rPr>
+      </w:pPr>
+      <w:r>
+        <w:rPr>
+          <w:rFonts w:ascii="Calibri" w:eastAsia="Calibri" w:hAnsi="Calibri" w:cs="Calibri"/>
+          <w:color w:val="1A1A2E"/>
+        </w:rPr>
         <w:t>Pilot or evaluation contracts: Commission applies to the full ACV of any pilot that converts to a paid commercial agreement.</w:t>
       </w:r>
     </w:p>
@@ -2594,7 +2706,9 @@
           <w:ilvl w:val="0"/>
           <w:numId w:val="1"/>
         </w:numPr>
-        <w:spacing w:before="60"/>
+        <w:rPr>
+          <w:rFonts w:ascii="Calibri" w:hAnsi="Calibri" w:cs="Calibri"/>
+        </w:rPr>
       </w:pPr>
       <w:r>
         <w:rPr>
@@ -2611,7 +2725,9 @@
           <w:ilvl w:val="0"/>
           <w:numId w:val="1"/>
         </w:numPr>
-        <w:spacing w:before="60"/>
+        <w:rPr>
+          <w:rFonts w:ascii="Calibri" w:hAnsi="Calibri" w:cs="Calibri"/>
+        </w:rPr>
       </w:pPr>
       <w:r>
         <w:rPr>
@@ -2623,7 +2739,6 @@
     </w:p>
     <w:p>
       <w:pPr>
-        <w:spacing w:before="80"/>
         <w:rPr>
           <w:rFonts w:ascii="Calibri" w:eastAsia="Calibri" w:hAnsi="Calibri" w:cs="Calibri"/>
           <w:b/>
@@ -2680,7 +2795,6 @@
           <w:ilvl w:val="0"/>
           <w:numId w:val="1"/>
         </w:numPr>
-        <w:spacing w:before="60"/>
         <w:rPr>
           <w:rFonts w:ascii="Calibri" w:hAnsi="Calibri" w:cs="Calibri"/>
         </w:rPr>
@@ -2706,77 +2820,7 @@
           <w:rFonts w:ascii="Calibri" w:hAnsi="Calibri" w:cs="Calibri"/>
           <w:color w:val="000000"/>
         </w:rPr>
-        <w:t xml:space="preserve">No commission payment will be issued until </w:t>
-      </w:r>
-      <w:r>
-        <w:rPr>
-          <w:rFonts w:ascii="Calibri" w:hAnsi="Calibri" w:cs="Calibri"/>
-          <w:color w:val="000000"/>
-        </w:rPr>
-        <w:t>the</w:t>
-      </w:r>
-      <w:r>
-        <w:rPr>
-          <w:rFonts w:ascii="Calibri" w:hAnsi="Calibri" w:cs="Calibri"/>
-          <w:color w:val="000000"/>
-        </w:rPr>
-        <w:t xml:space="preserve"> </w:t>
-      </w:r>
-      <w:r>
-        <w:rPr>
-          <w:rFonts w:ascii="Calibri" w:hAnsi="Calibri" w:cs="Calibri"/>
-          <w:color w:val="000000"/>
-        </w:rPr>
-        <w:t>Contractor</w:t>
-      </w:r>
-      <w:r>
-        <w:rPr>
-          <w:rFonts w:ascii="Calibri" w:hAnsi="Calibri" w:cs="Calibri"/>
-          <w:color w:val="000000"/>
-        </w:rPr>
-        <w:t xml:space="preserve"> provide</w:t>
-      </w:r>
-      <w:r>
-        <w:rPr>
-          <w:rFonts w:ascii="Calibri" w:hAnsi="Calibri" w:cs="Calibri"/>
-          <w:color w:val="000000"/>
-        </w:rPr>
-        <w:t>s</w:t>
-      </w:r>
-      <w:r>
-        <w:rPr>
-          <w:rFonts w:ascii="Calibri" w:hAnsi="Calibri" w:cs="Calibri"/>
-          <w:color w:val="000000"/>
-        </w:rPr>
-        <w:t xml:space="preserve"> the Company with a completed and signed IRS Form W-9. </w:t>
-      </w:r>
-      <w:r>
-        <w:rPr>
-          <w:rFonts w:ascii="Calibri" w:hAnsi="Calibri" w:cs="Calibri"/>
-          <w:color w:val="000000"/>
-        </w:rPr>
-        <w:t>Contractor</w:t>
-      </w:r>
-      <w:r>
-        <w:rPr>
-          <w:rFonts w:ascii="Calibri" w:hAnsi="Calibri" w:cs="Calibri"/>
-          <w:color w:val="000000"/>
-        </w:rPr>
-        <w:t xml:space="preserve"> </w:t>
-      </w:r>
-      <w:r>
-        <w:rPr>
-          <w:rFonts w:ascii="Calibri" w:hAnsi="Calibri" w:cs="Calibri"/>
-          <w:color w:val="000000"/>
-        </w:rPr>
-        <w:t>must</w:t>
-      </w:r>
-      <w:r>
-        <w:rPr>
-          <w:rFonts w:ascii="Calibri" w:hAnsi="Calibri" w:cs="Calibri"/>
-          <w:color w:val="000000"/>
-        </w:rPr>
-        <w:t xml:space="preserve"> submit an updated W-9 promptly if any information changes (name, address, tax classification, or TIN).</w:t>
+        <w:t>No commission payment will be issued until the Contractor provides the Company with a completed and signed IRS Form W-9. Contractor must submit an updated W-9 promptly if any information changes (name, address, tax classification, or TIN).</w:t>
       </w:r>
     </w:p>
     <w:p>
@@ -2786,7 +2830,9 @@
           <w:ilvl w:val="0"/>
           <w:numId w:val="1"/>
         </w:numPr>
-        <w:spacing w:before="60"/>
+        <w:rPr>
+          <w:rFonts w:ascii="Calibri" w:hAnsi="Calibri" w:cs="Calibri"/>
+        </w:rPr>
       </w:pPr>
       <w:r>
         <w:rPr>
@@ -2803,7 +2849,9 @@
           <w:ilvl w:val="0"/>
           <w:numId w:val="1"/>
         </w:numPr>
-        <w:spacing w:before="60"/>
+        <w:rPr>
+          <w:rFonts w:ascii="Calibri" w:hAnsi="Calibri" w:cs="Calibri"/>
+        </w:rPr>
       </w:pPr>
       <w:r>
         <w:rPr>
@@ -2820,7 +2868,9 @@
           <w:ilvl w:val="0"/>
           <w:numId w:val="1"/>
         </w:numPr>
-        <w:spacing w:before="60"/>
+        <w:rPr>
+          <w:rFonts w:ascii="Calibri" w:hAnsi="Calibri" w:cs="Calibri"/>
+        </w:rPr>
       </w:pPr>
       <w:r>
         <w:rPr>
@@ -2865,7 +2915,9 @@
           <w:ilvl w:val="0"/>
           <w:numId w:val="1"/>
         </w:numPr>
-        <w:spacing w:before="60"/>
+        <w:rPr>
+          <w:rFonts w:ascii="Calibri" w:hAnsi="Calibri" w:cs="Calibri"/>
+        </w:rPr>
       </w:pPr>
       <w:r>
         <w:rPr>
@@ -2934,7 +2986,9 @@
     <w:p>
       <w:pPr>
         <w:shd w:val="clear" w:color="auto" w:fill="0D2657"/>
-        <w:spacing w:before="240"/>
+        <w:rPr>
+          <w:rFonts w:ascii="Calibri" w:hAnsi="Calibri" w:cs="Calibri"/>
+        </w:rPr>
       </w:pPr>
       <w:r>
         <w:rPr>
@@ -2943,6 +2997,7 @@
           <w:bCs/>
           <w:color w:val="FFFFFF"/>
         </w:rPr>
+        <w:lastRenderedPageBreak/>
         <w:t xml:space="preserve">  </w:t>
       </w:r>
       <w:proofErr w:type="gramStart"/>
@@ -2968,8 +3023,10 @@
     </w:p>
     <w:p>
       <w:pPr>
-        <w:spacing w:before="80"/>
         <w:ind w:firstLine="360"/>
+        <w:rPr>
+          <w:rFonts w:ascii="Calibri" w:hAnsi="Calibri" w:cs="Calibri"/>
+        </w:rPr>
       </w:pPr>
       <w:r>
         <w:rPr>
@@ -3002,7 +3059,9 @@
           <w:ilvl w:val="0"/>
           <w:numId w:val="1"/>
         </w:numPr>
-        <w:spacing w:before="60"/>
+        <w:rPr>
+          <w:rFonts w:ascii="Calibri" w:hAnsi="Calibri" w:cs="Calibri"/>
+        </w:rPr>
       </w:pPr>
       <w:r>
         <w:rPr>
@@ -3019,7 +3078,9 @@
           <w:ilvl w:val="0"/>
           <w:numId w:val="1"/>
         </w:numPr>
-        <w:spacing w:before="60"/>
+        <w:rPr>
+          <w:rFonts w:ascii="Calibri" w:hAnsi="Calibri" w:cs="Calibri"/>
+        </w:rPr>
       </w:pPr>
       <w:r>
         <w:rPr>
@@ -3042,28 +3103,7 @@
           <w:rFonts w:ascii="Calibri" w:hAnsi="Calibri" w:cs="Calibri"/>
           <w:color w:val="000000"/>
         </w:rPr>
-        <w:t>The Company will issue IRS Form 1099-NEC to Contractor by January 31 of the year following any calendar year in which aggregate payments of $</w:t>
-      </w:r>
-      <w:r>
-        <w:rPr>
-          <w:rFonts w:ascii="Calibri" w:hAnsi="Calibri" w:cs="Calibri"/>
-          <w:color w:val="000000"/>
-        </w:rPr>
-        <w:t>599</w:t>
-      </w:r>
-      <w:r>
-        <w:rPr>
-          <w:rFonts w:ascii="Calibri" w:hAnsi="Calibri" w:cs="Calibri"/>
-          <w:color w:val="000000"/>
-        </w:rPr>
-        <w:t xml:space="preserve"> or more are made under this Agreement, in accordance with applicable IRS reporting requirements.</w:t>
-      </w:r>
-      <w:r>
-        <w:rPr>
-          <w:rFonts w:ascii="Calibri" w:hAnsi="Calibri" w:cs="Calibri"/>
-          <w:color w:val="000000"/>
-        </w:rPr>
-        <w:t xml:space="preserve"> </w:t>
+        <w:t xml:space="preserve">The Company will issue IRS Form 1099-NEC to Contractor by January 31 of the year following any calendar year in which aggregate payments of $599 or more are made under this Agreement, in accordance with applicable IRS reporting requirements. </w:t>
       </w:r>
       <w:r>
         <w:rPr>
@@ -3080,7 +3120,9 @@
           <w:ilvl w:val="0"/>
           <w:numId w:val="1"/>
         </w:numPr>
-        <w:spacing w:before="60"/>
+        <w:rPr>
+          <w:rFonts w:ascii="Calibri" w:hAnsi="Calibri" w:cs="Calibri"/>
+        </w:rPr>
       </w:pPr>
       <w:r>
         <w:rPr>
@@ -3097,7 +3139,9 @@
           <w:ilvl w:val="0"/>
           <w:numId w:val="1"/>
         </w:numPr>
-        <w:spacing w:before="60"/>
+        <w:rPr>
+          <w:rFonts w:ascii="Calibri" w:hAnsi="Calibri" w:cs="Calibri"/>
+        </w:rPr>
       </w:pPr>
       <w:r>
         <w:rPr>
@@ -3110,7 +3154,9 @@
     <w:p>
       <w:pPr>
         <w:shd w:val="clear" w:color="auto" w:fill="0D2657"/>
-        <w:spacing w:before="240"/>
+        <w:rPr>
+          <w:rFonts w:ascii="Calibri" w:hAnsi="Calibri" w:cs="Calibri"/>
+        </w:rPr>
       </w:pPr>
       <w:r>
         <w:rPr>
@@ -3149,7 +3195,9 @@
           <w:ilvl w:val="0"/>
           <w:numId w:val="1"/>
         </w:numPr>
-        <w:spacing w:before="60"/>
+        <w:rPr>
+          <w:rFonts w:ascii="Calibri" w:hAnsi="Calibri" w:cs="Calibri"/>
+        </w:rPr>
       </w:pPr>
       <w:r>
         <w:rPr>
@@ -3240,7 +3288,9 @@
           <w:ilvl w:val="0"/>
           <w:numId w:val="1"/>
         </w:numPr>
-        <w:spacing w:before="60"/>
+        <w:rPr>
+          <w:rFonts w:ascii="Calibri" w:hAnsi="Calibri" w:cs="Calibri"/>
+        </w:rPr>
       </w:pPr>
       <w:r>
         <w:rPr>
@@ -3257,7 +3307,9 @@
           <w:ilvl w:val="0"/>
           <w:numId w:val="1"/>
         </w:numPr>
-        <w:spacing w:before="60"/>
+        <w:rPr>
+          <w:rFonts w:ascii="Calibri" w:hAnsi="Calibri" w:cs="Calibri"/>
+        </w:rPr>
       </w:pPr>
       <w:r>
         <w:rPr>
@@ -3274,14 +3326,15 @@
           <w:ilvl w:val="0"/>
           <w:numId w:val="1"/>
         </w:numPr>
-        <w:spacing w:before="60"/>
-      </w:pPr>
-      <w:r>
-        <w:rPr>
-          <w:rFonts w:ascii="Calibri" w:eastAsia="Calibri" w:hAnsi="Calibri" w:cs="Calibri"/>
-          <w:color w:val="1A1A2E"/>
-        </w:rPr>
-        <w:lastRenderedPageBreak/>
+        <w:rPr>
+          <w:rFonts w:ascii="Calibri" w:hAnsi="Calibri" w:cs="Calibri"/>
+        </w:rPr>
+      </w:pPr>
+      <w:r>
+        <w:rPr>
+          <w:rFonts w:ascii="Calibri" w:eastAsia="Calibri" w:hAnsi="Calibri" w:cs="Calibri"/>
+          <w:color w:val="1A1A2E"/>
+        </w:rPr>
         <w:t>Contractor must comply with all applicable laws, including without limitation the Computer Fraud and Abuse Act, CAN-SPAM Act, TCPA, and applicable state telemarketing laws.</w:t>
       </w:r>
     </w:p>
@@ -3292,7 +3345,9 @@
           <w:ilvl w:val="0"/>
           <w:numId w:val="1"/>
         </w:numPr>
-        <w:spacing w:before="60"/>
+        <w:rPr>
+          <w:rFonts w:ascii="Calibri" w:hAnsi="Calibri" w:cs="Calibri"/>
+        </w:rPr>
       </w:pPr>
       <w:r>
         <w:rPr>
@@ -3309,7 +3364,9 @@
           <w:ilvl w:val="0"/>
           <w:numId w:val="1"/>
         </w:numPr>
-        <w:spacing w:before="60"/>
+        <w:rPr>
+          <w:rFonts w:ascii="Calibri" w:hAnsi="Calibri" w:cs="Calibri"/>
+        </w:rPr>
       </w:pPr>
       <w:r>
         <w:rPr>
@@ -3321,12 +3378,17 @@
     </w:p>
     <w:p>
       <w:pPr>
-        <w:spacing w:before="60"/>
+        <w:rPr>
+          <w:rFonts w:ascii="Calibri" w:hAnsi="Calibri" w:cs="Calibri"/>
+        </w:rPr>
       </w:pPr>
     </w:p>
     <w:p>
       <w:pPr>
         <w:shd w:val="clear" w:color="auto" w:fill="0D2657"/>
+        <w:rPr>
+          <w:rFonts w:ascii="Calibri" w:hAnsi="Calibri" w:cs="Calibri"/>
+        </w:rPr>
       </w:pPr>
       <w:r>
         <w:rPr>
@@ -3359,6 +3421,11 @@
       </w:r>
     </w:p>
     <w:p>
+      <w:pPr>
+        <w:rPr>
+          <w:rFonts w:ascii="Calibri" w:hAnsi="Calibri" w:cs="Calibri"/>
+        </w:rPr>
+      </w:pPr>
       <w:r>
         <w:rPr>
           <w:rFonts w:ascii="Calibri" w:eastAsia="Calibri" w:hAnsi="Calibri" w:cs="Calibri"/>
@@ -3406,7 +3473,9 @@
           <w:ilvl w:val="0"/>
           <w:numId w:val="1"/>
         </w:numPr>
-        <w:spacing w:before="60"/>
+        <w:rPr>
+          <w:rFonts w:ascii="Calibri" w:hAnsi="Calibri" w:cs="Calibri"/>
+        </w:rPr>
       </w:pPr>
       <w:r>
         <w:rPr>
@@ -3423,7 +3492,9 @@
           <w:ilvl w:val="0"/>
           <w:numId w:val="1"/>
         </w:numPr>
-        <w:spacing w:before="60"/>
+        <w:rPr>
+          <w:rFonts w:ascii="Calibri" w:hAnsi="Calibri" w:cs="Calibri"/>
+        </w:rPr>
       </w:pPr>
       <w:r>
         <w:rPr>
@@ -3440,7 +3511,9 @@
           <w:ilvl w:val="0"/>
           <w:numId w:val="1"/>
         </w:numPr>
-        <w:spacing w:before="60"/>
+        <w:rPr>
+          <w:rFonts w:ascii="Calibri" w:hAnsi="Calibri" w:cs="Calibri"/>
+        </w:rPr>
       </w:pPr>
       <w:r>
         <w:rPr>
@@ -3457,7 +3530,9 @@
           <w:ilvl w:val="0"/>
           <w:numId w:val="1"/>
         </w:numPr>
-        <w:spacing w:before="60"/>
+        <w:rPr>
+          <w:rFonts w:ascii="Calibri" w:hAnsi="Calibri" w:cs="Calibri"/>
+        </w:rPr>
       </w:pPr>
       <w:r>
         <w:rPr>
@@ -3474,7 +3549,9 @@
           <w:ilvl w:val="0"/>
           <w:numId w:val="1"/>
         </w:numPr>
-        <w:spacing w:before="60"/>
+        <w:rPr>
+          <w:rFonts w:ascii="Calibri" w:hAnsi="Calibri" w:cs="Calibri"/>
+        </w:rPr>
       </w:pPr>
       <w:r>
         <w:rPr>
@@ -3486,7 +3563,6 @@
     </w:p>
     <w:p>
       <w:pPr>
-        <w:spacing w:before="80"/>
         <w:rPr>
           <w:rFonts w:ascii="Calibri" w:hAnsi="Calibri" w:cs="Calibri"/>
         </w:rPr>
@@ -3516,7 +3592,9 @@
     <w:p>
       <w:pPr>
         <w:shd w:val="clear" w:color="auto" w:fill="0D2657"/>
-        <w:spacing w:before="240"/>
+        <w:rPr>
+          <w:rFonts w:ascii="Calibri" w:hAnsi="Calibri" w:cs="Calibri"/>
+        </w:rPr>
       </w:pPr>
       <w:r>
         <w:rPr>
@@ -3550,7 +3628,9 @@
     </w:p>
     <w:p>
       <w:pPr>
-        <w:spacing w:before="80"/>
+        <w:rPr>
+          <w:rFonts w:ascii="Calibri" w:hAnsi="Calibri" w:cs="Calibri"/>
+        </w:rPr>
       </w:pPr>
       <w:r>
         <w:rPr>
@@ -3567,7 +3647,9 @@
           <w:ilvl w:val="0"/>
           <w:numId w:val="1"/>
         </w:numPr>
-        <w:spacing w:before="60"/>
+        <w:rPr>
+          <w:rFonts w:ascii="Calibri" w:hAnsi="Calibri" w:cs="Calibri"/>
+        </w:rPr>
       </w:pPr>
       <w:r>
         <w:rPr>
@@ -3584,7 +3666,9 @@
           <w:ilvl w:val="0"/>
           <w:numId w:val="1"/>
         </w:numPr>
-        <w:spacing w:before="60"/>
+        <w:rPr>
+          <w:rFonts w:ascii="Calibri" w:hAnsi="Calibri" w:cs="Calibri"/>
+        </w:rPr>
       </w:pPr>
       <w:r>
         <w:rPr>
@@ -3628,13 +3712,16 @@
     </w:p>
     <w:p>
       <w:pPr>
-        <w:spacing w:before="80"/>
-      </w:pPr>
-      <w:r>
-        <w:rPr>
-          <w:rFonts w:ascii="Calibri" w:eastAsia="Calibri" w:hAnsi="Calibri" w:cs="Calibri"/>
-          <w:color w:val="1A1A2E"/>
-        </w:rPr>
+        <w:rPr>
+          <w:rFonts w:ascii="Calibri" w:hAnsi="Calibri" w:cs="Calibri"/>
+        </w:rPr>
+      </w:pPr>
+      <w:r>
+        <w:rPr>
+          <w:rFonts w:ascii="Calibri" w:eastAsia="Calibri" w:hAnsi="Calibri" w:cs="Calibri"/>
+          <w:color w:val="1A1A2E"/>
+        </w:rPr>
+        <w:lastRenderedPageBreak/>
         <w:t xml:space="preserve">For purposes of this section, "competing platform" means any product or service that directly competes with </w:t>
       </w:r>
       <w:proofErr w:type="spellStart"/>
@@ -3673,7 +3760,9 @@
     <w:p>
       <w:pPr>
         <w:shd w:val="clear" w:color="auto" w:fill="0D2657"/>
-        <w:spacing w:before="240"/>
+        <w:rPr>
+          <w:rFonts w:ascii="Calibri" w:hAnsi="Calibri" w:cs="Calibri"/>
+        </w:rPr>
       </w:pPr>
       <w:r>
         <w:rPr>
@@ -3707,8 +3796,10 @@
     </w:p>
     <w:p>
       <w:pPr>
-        <w:spacing w:before="80"/>
         <w:ind w:firstLine="720"/>
+        <w:rPr>
+          <w:rFonts w:ascii="Calibri" w:hAnsi="Calibri" w:cs="Calibri"/>
+        </w:rPr>
       </w:pPr>
       <w:r>
         <w:rPr>
@@ -3752,8 +3843,10 @@
     </w:p>
     <w:p>
       <w:pPr>
-        <w:spacing w:before="80"/>
         <w:ind w:firstLine="720"/>
+        <w:rPr>
+          <w:rFonts w:ascii="Calibri" w:hAnsi="Calibri" w:cs="Calibri"/>
+        </w:rPr>
       </w:pPr>
       <w:r>
         <w:rPr>
@@ -3798,7 +3891,9 @@
     <w:p>
       <w:pPr>
         <w:shd w:val="clear" w:color="auto" w:fill="0D2657"/>
-        <w:spacing w:before="240"/>
+        <w:rPr>
+          <w:rFonts w:ascii="Calibri" w:hAnsi="Calibri" w:cs="Calibri"/>
+        </w:rPr>
       </w:pPr>
       <w:r>
         <w:rPr>
@@ -3837,7 +3932,9 @@
           <w:ilvl w:val="0"/>
           <w:numId w:val="1"/>
         </w:numPr>
-        <w:spacing w:before="60"/>
+        <w:rPr>
+          <w:rFonts w:ascii="Calibri" w:hAnsi="Calibri" w:cs="Calibri"/>
+        </w:rPr>
       </w:pPr>
       <w:r>
         <w:rPr>
@@ -3854,7 +3951,9 @@
           <w:ilvl w:val="0"/>
           <w:numId w:val="1"/>
         </w:numPr>
-        <w:spacing w:before="60"/>
+        <w:rPr>
+          <w:rFonts w:ascii="Calibri" w:hAnsi="Calibri" w:cs="Calibri"/>
+        </w:rPr>
       </w:pPr>
       <w:r>
         <w:rPr>
@@ -3871,7 +3970,9 @@
           <w:ilvl w:val="0"/>
           <w:numId w:val="1"/>
         </w:numPr>
-        <w:spacing w:before="60"/>
+        <w:rPr>
+          <w:rFonts w:ascii="Calibri" w:hAnsi="Calibri" w:cs="Calibri"/>
+        </w:rPr>
       </w:pPr>
       <w:r>
         <w:rPr>
@@ -3888,14 +3989,15 @@
           <w:ilvl w:val="0"/>
           <w:numId w:val="1"/>
         </w:numPr>
-        <w:spacing w:before="60"/>
-      </w:pPr>
-      <w:r>
-        <w:rPr>
-          <w:rFonts w:ascii="Calibri" w:eastAsia="Calibri" w:hAnsi="Calibri" w:cs="Calibri"/>
-          <w:color w:val="1A1A2E"/>
-        </w:rPr>
-        <w:lastRenderedPageBreak/>
+        <w:rPr>
+          <w:rFonts w:ascii="Calibri" w:hAnsi="Calibri" w:cs="Calibri"/>
+        </w:rPr>
+      </w:pPr>
+      <w:r>
+        <w:rPr>
+          <w:rFonts w:ascii="Calibri" w:eastAsia="Calibri" w:hAnsi="Calibri" w:cs="Calibri"/>
+          <w:color w:val="1A1A2E"/>
+        </w:rPr>
         <w:t>Upon termination, Contractor will earn commissions on contracts where (a) the customer has signed a binding agreement, AND (b) the Company has received full first-year payment, within 60 days of the termination date.</w:t>
       </w:r>
     </w:p>
@@ -3906,7 +4008,9 @@
           <w:ilvl w:val="0"/>
           <w:numId w:val="1"/>
         </w:numPr>
-        <w:spacing w:before="60"/>
+        <w:rPr>
+          <w:rFonts w:ascii="Calibri" w:hAnsi="Calibri" w:cs="Calibri"/>
+        </w:rPr>
       </w:pPr>
       <w:r>
         <w:rPr>
@@ -3919,7 +4023,9 @@
     <w:p>
       <w:pPr>
         <w:shd w:val="clear" w:color="auto" w:fill="0D2657"/>
-        <w:spacing w:before="240"/>
+        <w:rPr>
+          <w:rFonts w:ascii="Calibri" w:hAnsi="Calibri" w:cs="Calibri"/>
+        </w:rPr>
       </w:pPr>
       <w:r>
         <w:rPr>
@@ -3953,7 +4059,9 @@
     </w:p>
     <w:p>
       <w:pPr>
-        <w:spacing w:before="80"/>
+        <w:rPr>
+          <w:rFonts w:ascii="Calibri" w:hAnsi="Calibri" w:cs="Calibri"/>
+        </w:rPr>
       </w:pPr>
       <w:r>
         <w:rPr>
@@ -3966,7 +4074,9 @@
     <w:p>
       <w:pPr>
         <w:shd w:val="clear" w:color="auto" w:fill="0D2657"/>
-        <w:spacing w:before="240"/>
+        <w:rPr>
+          <w:rFonts w:ascii="Calibri" w:hAnsi="Calibri" w:cs="Calibri"/>
+        </w:rPr>
       </w:pPr>
       <w:r>
         <w:rPr>
@@ -3975,7 +4085,7 @@
           <w:bCs/>
           <w:color w:val="FFFFFF"/>
         </w:rPr>
-        <w:t xml:space="preserve">  </w:t>
+        <w:t xml:space="preserve"> </w:t>
       </w:r>
       <w:proofErr w:type="gramStart"/>
       <w:r>
@@ -4000,7 +4110,9 @@
     </w:p>
     <w:p>
       <w:pPr>
-        <w:spacing w:before="80"/>
+        <w:rPr>
+          <w:rFonts w:ascii="Calibri" w:hAnsi="Calibri" w:cs="Calibri"/>
+        </w:rPr>
       </w:pPr>
       <w:r>
         <w:rPr>
@@ -4041,7 +4153,9 @@
     <w:p>
       <w:pPr>
         <w:shd w:val="clear" w:color="auto" w:fill="0D2657"/>
-        <w:spacing w:before="240"/>
+        <w:rPr>
+          <w:rFonts w:ascii="Calibri" w:hAnsi="Calibri" w:cs="Calibri"/>
+        </w:rPr>
       </w:pPr>
       <w:r>
         <w:rPr>
@@ -4080,7 +4194,9 @@
           <w:ilvl w:val="0"/>
           <w:numId w:val="1"/>
         </w:numPr>
-        <w:spacing w:before="60"/>
+        <w:rPr>
+          <w:rFonts w:ascii="Calibri" w:hAnsi="Calibri" w:cs="Calibri"/>
+        </w:rPr>
       </w:pPr>
       <w:r>
         <w:rPr>
@@ -4097,7 +4213,9 @@
           <w:ilvl w:val="0"/>
           <w:numId w:val="1"/>
         </w:numPr>
-        <w:spacing w:before="60"/>
+        <w:rPr>
+          <w:rFonts w:ascii="Calibri" w:hAnsi="Calibri" w:cs="Calibri"/>
+        </w:rPr>
       </w:pPr>
       <w:r>
         <w:rPr>
@@ -4114,7 +4232,9 @@
           <w:ilvl w:val="0"/>
           <w:numId w:val="1"/>
         </w:numPr>
-        <w:spacing w:before="60"/>
+        <w:rPr>
+          <w:rFonts w:ascii="Calibri" w:hAnsi="Calibri" w:cs="Calibri"/>
+        </w:rPr>
       </w:pPr>
       <w:r>
         <w:rPr>
@@ -4131,7 +4251,9 @@
           <w:ilvl w:val="0"/>
           <w:numId w:val="1"/>
         </w:numPr>
-        <w:spacing w:before="60"/>
+        <w:rPr>
+          <w:rFonts w:ascii="Calibri" w:hAnsi="Calibri" w:cs="Calibri"/>
+        </w:rPr>
       </w:pPr>
       <w:r>
         <w:rPr>
@@ -4176,7 +4298,9 @@
           <w:ilvl w:val="0"/>
           <w:numId w:val="1"/>
         </w:numPr>
-        <w:spacing w:before="60"/>
+        <w:rPr>
+          <w:rFonts w:ascii="Calibri" w:hAnsi="Calibri" w:cs="Calibri"/>
+        </w:rPr>
       </w:pPr>
       <w:r>
         <w:rPr>
@@ -4188,7 +4312,9 @@
     </w:p>
     <w:p>
       <w:pPr>
-        <w:spacing w:before="80"/>
+        <w:rPr>
+          <w:rFonts w:ascii="Calibri" w:hAnsi="Calibri" w:cs="Calibri"/>
+        </w:rPr>
       </w:pPr>
       <w:r>
         <w:rPr>
@@ -4274,8 +4400,892 @@
     </w:p>
     <w:p>
       <w:pPr>
-        <w:spacing w:before="120"/>
-      </w:pPr>
+        <w:spacing w:after="100" w:afterAutospacing="1"/>
+        <w:rPr>
+          <w:rFonts w:ascii="Calibri" w:hAnsi="Calibri" w:cs="Calibri"/>
+          <w:b/>
+          <w:bCs/>
+          <w:color w:val="000000"/>
+        </w:rPr>
+      </w:pPr>
+    </w:p>
+    <w:p>
+      <w:pPr>
+        <w:spacing w:after="100" w:afterAutospacing="1"/>
+        <w:rPr>
+          <w:rFonts w:ascii="Calibri" w:hAnsi="Calibri" w:cs="Calibri"/>
+          <w:b/>
+          <w:bCs/>
+          <w:color w:val="000000"/>
+        </w:rPr>
+      </w:pPr>
+    </w:p>
+    <w:p>
+      <w:pPr>
+        <w:spacing w:after="100" w:afterAutospacing="1"/>
+        <w:rPr>
+          <w:rFonts w:ascii="Calibri" w:hAnsi="Calibri" w:cs="Calibri"/>
+          <w:b/>
+          <w:bCs/>
+          <w:color w:val="000000"/>
+        </w:rPr>
+      </w:pPr>
+    </w:p>
+    <w:p>
+      <w:pPr>
+        <w:spacing w:after="100" w:afterAutospacing="1"/>
+        <w:rPr>
+          <w:rFonts w:ascii="Calibri" w:hAnsi="Calibri" w:cs="Calibri"/>
+          <w:color w:val="000000"/>
+        </w:rPr>
+      </w:pPr>
+      <w:r>
+        <w:rPr>
+          <w:rFonts w:ascii="Calibri" w:hAnsi="Calibri" w:cs="Calibri"/>
+          <w:b/>
+          <w:bCs/>
+          <w:color w:val="000000"/>
+        </w:rPr>
+        <w:lastRenderedPageBreak/>
+        <w:t xml:space="preserve">Although zone assignments are not guaranteed, which </w:t>
+      </w:r>
+      <w:proofErr w:type="spellStart"/>
+      <w:r>
+        <w:rPr>
+          <w:rFonts w:ascii="Calibri" w:hAnsi="Calibri" w:cs="Calibri"/>
+          <w:b/>
+          <w:bCs/>
+          <w:color w:val="000000"/>
+        </w:rPr>
+        <w:t>NexCort</w:t>
+      </w:r>
+      <w:proofErr w:type="spellEnd"/>
+      <w:r>
+        <w:rPr>
+          <w:rFonts w:ascii="Calibri" w:hAnsi="Calibri" w:cs="Calibri"/>
+          <w:b/>
+          <w:bCs/>
+          <w:color w:val="000000"/>
+        </w:rPr>
+        <w:t xml:space="preserve"> </w:t>
+      </w:r>
+      <w:proofErr w:type="spellStart"/>
+      <w:r>
+        <w:rPr>
+          <w:rFonts w:ascii="Calibri" w:hAnsi="Calibri" w:cs="Calibri"/>
+          <w:b/>
+          <w:bCs/>
+          <w:color w:val="000000"/>
+        </w:rPr>
+        <w:t>iQ</w:t>
+      </w:r>
+      <w:proofErr w:type="spellEnd"/>
+      <w:r>
+        <w:rPr>
+          <w:rFonts w:ascii="Calibri" w:hAnsi="Calibri" w:cs="Calibri"/>
+          <w:b/>
+          <w:bCs/>
+          <w:color w:val="000000"/>
+        </w:rPr>
+        <w:t xml:space="preserve"> sales zone would you prefer to sell in?</w:t>
+      </w:r>
+      <w:r>
+        <w:rPr>
+          <w:rFonts w:ascii="Calibri" w:hAnsi="Calibri" w:cs="Calibri"/>
+          <w:color w:val="000000"/>
+        </w:rPr>
+        <w:t xml:space="preserve"> </w:t>
+      </w:r>
+      <w:r>
+        <w:rPr>
+          <w:rFonts w:ascii="Calibri" w:hAnsi="Calibri" w:cs="Calibri"/>
+          <w:color w:val="000000"/>
+        </w:rPr>
+        <w:t>Please select your preferred zone based on the states, markets, and primary opportunities you are most interested in pursuing.</w:t>
+      </w:r>
+    </w:p>
+    <w:tbl>
+      <w:tblPr>
+        <w:tblW w:w="0" w:type="auto"/>
+        <w:tblCellSpacing w:w="15" w:type="dxa"/>
+        <w:tblBorders>
+          <w:top w:val="single" w:sz="4" w:space="0" w:color="auto"/>
+          <w:left w:val="single" w:sz="4" w:space="0" w:color="auto"/>
+          <w:bottom w:val="single" w:sz="4" w:space="0" w:color="auto"/>
+          <w:right w:val="single" w:sz="4" w:space="0" w:color="auto"/>
+          <w:insideH w:val="single" w:sz="4" w:space="0" w:color="auto"/>
+          <w:insideV w:val="single" w:sz="4" w:space="0" w:color="auto"/>
+        </w:tblBorders>
+        <w:tblCellMar>
+          <w:top w:w="15" w:type="dxa"/>
+          <w:left w:w="15" w:type="dxa"/>
+          <w:bottom w:w="15" w:type="dxa"/>
+          <w:right w:w="15" w:type="dxa"/>
+        </w:tblCellMar>
+        <w:tblLook w:val="04A0" w:firstRow="1" w:lastRow="0" w:firstColumn="1" w:lastColumn="0" w:noHBand="0" w:noVBand="1"/>
+      </w:tblPr>
+      <w:tblGrid>
+        <w:gridCol w:w="653"/>
+        <w:gridCol w:w="3760"/>
+        <w:gridCol w:w="4222"/>
+      </w:tblGrid>
+      <w:tr>
+        <w:trPr>
+          <w:tblHeader/>
+          <w:tblCellSpacing w:w="15" w:type="dxa"/>
+        </w:trPr>
+        <w:tc>
+          <w:tcPr>
+            <w:tcW w:w="0" w:type="auto"/>
+            <w:vAlign w:val="center"/>
+            <w:hideMark/>
+          </w:tcPr>
+          <w:p>
+            <w:pPr>
+              <w:jc w:val="center"/>
+              <w:rPr>
+                <w:rFonts w:ascii="Calibri" w:hAnsi="Calibri" w:cs="Calibri"/>
+                <w:b/>
+                <w:bCs/>
+              </w:rPr>
+            </w:pPr>
+            <w:r>
+              <w:rPr>
+                <w:rFonts w:ascii="Calibri" w:hAnsi="Calibri" w:cs="Calibri"/>
+                <w:b/>
+                <w:bCs/>
+              </w:rPr>
+              <w:t>Zone</w:t>
+            </w:r>
+          </w:p>
+        </w:tc>
+        <w:tc>
+          <w:tcPr>
+            <w:tcW w:w="0" w:type="auto"/>
+            <w:vAlign w:val="center"/>
+            <w:hideMark/>
+          </w:tcPr>
+          <w:p>
+            <w:pPr>
+              <w:jc w:val="center"/>
+              <w:rPr>
+                <w:rFonts w:ascii="Calibri" w:hAnsi="Calibri" w:cs="Calibri"/>
+                <w:b/>
+                <w:bCs/>
+              </w:rPr>
+            </w:pPr>
+            <w:r>
+              <w:rPr>
+                <w:rFonts w:ascii="Calibri" w:hAnsi="Calibri" w:cs="Calibri"/>
+                <w:b/>
+                <w:bCs/>
+              </w:rPr>
+              <w:t>States</w:t>
+            </w:r>
+          </w:p>
+        </w:tc>
+        <w:tc>
+          <w:tcPr>
+            <w:tcW w:w="4177" w:type="dxa"/>
+            <w:vAlign w:val="center"/>
+            <w:hideMark/>
+          </w:tcPr>
+          <w:p>
+            <w:pPr>
+              <w:jc w:val="center"/>
+              <w:rPr>
+                <w:rFonts w:ascii="Calibri" w:hAnsi="Calibri" w:cs="Calibri"/>
+                <w:b/>
+                <w:bCs/>
+              </w:rPr>
+            </w:pPr>
+            <w:r>
+              <w:rPr>
+                <w:rFonts w:ascii="Calibri" w:hAnsi="Calibri" w:cs="Calibri"/>
+                <w:b/>
+                <w:bCs/>
+              </w:rPr>
+              <w:t>Primary Focus</w:t>
+            </w:r>
+          </w:p>
+        </w:tc>
+      </w:tr>
+      <w:tr>
+        <w:trPr>
+          <w:tblCellSpacing w:w="15" w:type="dxa"/>
+        </w:trPr>
+        <w:tc>
+          <w:tcPr>
+            <w:tcW w:w="0" w:type="auto"/>
+            <w:vAlign w:val="center"/>
+            <w:hideMark/>
+          </w:tcPr>
+          <w:p>
+            <w:pPr>
+              <w:rPr>
+                <w:rFonts w:ascii="Calibri" w:hAnsi="Calibri" w:cs="Calibri"/>
+              </w:rPr>
+            </w:pPr>
+            <w:r>
+              <w:rPr>
+                <w:rFonts w:ascii="Calibri" w:hAnsi="Calibri" w:cs="Calibri"/>
+                <w:b/>
+                <w:bCs/>
+              </w:rPr>
+              <w:t>Zone 1</w:t>
+            </w:r>
+          </w:p>
+        </w:tc>
+        <w:tc>
+          <w:tcPr>
+            <w:tcW w:w="0" w:type="auto"/>
+            <w:vAlign w:val="center"/>
+            <w:hideMark/>
+          </w:tcPr>
+          <w:p>
+            <w:pPr>
+              <w:jc w:val="center"/>
+              <w:rPr>
+                <w:rFonts w:ascii="Calibri" w:hAnsi="Calibri" w:cs="Calibri"/>
+              </w:rPr>
+            </w:pPr>
+            <w:r>
+              <w:rPr>
+                <w:rFonts w:ascii="Calibri" w:hAnsi="Calibri" w:cs="Calibri"/>
+              </w:rPr>
+              <w:t>TX, GA, NC, TN, SC, AL, AR, KS</w:t>
+            </w:r>
+          </w:p>
+        </w:tc>
+        <w:tc>
+          <w:tcPr>
+            <w:tcW w:w="4177" w:type="dxa"/>
+            <w:vAlign w:val="center"/>
+            <w:hideMark/>
+          </w:tcPr>
+          <w:p>
+            <w:pPr>
+              <w:jc w:val="center"/>
+              <w:rPr>
+                <w:rFonts w:ascii="Calibri" w:hAnsi="Calibri" w:cs="Calibri"/>
+              </w:rPr>
+            </w:pPr>
+            <w:r>
+              <w:rPr>
+                <w:rFonts w:ascii="Calibri" w:hAnsi="Calibri" w:cs="Calibri"/>
+              </w:rPr>
+              <w:t>PSAP/911 + Transit</w:t>
+            </w:r>
+          </w:p>
+        </w:tc>
+      </w:tr>
+      <w:tr>
+        <w:trPr>
+          <w:tblCellSpacing w:w="15" w:type="dxa"/>
+        </w:trPr>
+        <w:tc>
+          <w:tcPr>
+            <w:tcW w:w="0" w:type="auto"/>
+            <w:vAlign w:val="center"/>
+            <w:hideMark/>
+          </w:tcPr>
+          <w:p>
+            <w:pPr>
+              <w:rPr>
+                <w:rFonts w:ascii="Calibri" w:hAnsi="Calibri" w:cs="Calibri"/>
+              </w:rPr>
+            </w:pPr>
+            <w:r>
+              <w:rPr>
+                <w:rFonts w:ascii="Calibri" w:hAnsi="Calibri" w:cs="Calibri"/>
+                <w:b/>
+                <w:bCs/>
+              </w:rPr>
+              <w:t>Zone 2</w:t>
+            </w:r>
+          </w:p>
+        </w:tc>
+        <w:tc>
+          <w:tcPr>
+            <w:tcW w:w="0" w:type="auto"/>
+            <w:vAlign w:val="center"/>
+            <w:hideMark/>
+          </w:tcPr>
+          <w:p>
+            <w:pPr>
+              <w:jc w:val="center"/>
+              <w:rPr>
+                <w:rFonts w:ascii="Calibri" w:hAnsi="Calibri" w:cs="Calibri"/>
+              </w:rPr>
+            </w:pPr>
+            <w:r>
+              <w:rPr>
+                <w:rFonts w:ascii="Calibri" w:hAnsi="Calibri" w:cs="Calibri"/>
+              </w:rPr>
+              <w:t>FL</w:t>
+            </w:r>
+            <w:r>
+              <w:rPr>
+                <w:rFonts w:ascii="Calibri" w:hAnsi="Calibri" w:cs="Calibri"/>
+              </w:rPr>
+              <w:t xml:space="preserve">, OH, MI, IN, </w:t>
+            </w:r>
+            <w:r>
+              <w:rPr>
+                <w:rFonts w:ascii="Calibri" w:hAnsi="Calibri" w:cs="Calibri"/>
+              </w:rPr>
+              <w:t>NY,</w:t>
+            </w:r>
+            <w:r>
+              <w:rPr>
+                <w:rFonts w:ascii="Calibri" w:hAnsi="Calibri" w:cs="Calibri"/>
+              </w:rPr>
+              <w:t xml:space="preserve"> </w:t>
+            </w:r>
+            <w:r>
+              <w:rPr>
+                <w:rFonts w:ascii="Calibri" w:hAnsi="Calibri" w:cs="Calibri"/>
+              </w:rPr>
+              <w:t>WI, NE, IA</w:t>
+            </w:r>
+            <w:r>
+              <w:rPr>
+                <w:rFonts w:ascii="Calibri" w:hAnsi="Calibri" w:cs="Calibri"/>
+              </w:rPr>
+              <w:t>,</w:t>
+            </w:r>
+            <w:r>
+              <w:rPr>
+                <w:rFonts w:ascii="Calibri" w:hAnsi="Calibri" w:cs="Calibri"/>
+              </w:rPr>
+              <w:t xml:space="preserve"> </w:t>
+            </w:r>
+            <w:r>
+              <w:rPr>
+                <w:rFonts w:ascii="Calibri" w:hAnsi="Calibri" w:cs="Calibri"/>
+              </w:rPr>
+              <w:t>DC</w:t>
+            </w:r>
+          </w:p>
+        </w:tc>
+        <w:tc>
+          <w:tcPr>
+            <w:tcW w:w="4177" w:type="dxa"/>
+            <w:vAlign w:val="center"/>
+            <w:hideMark/>
+          </w:tcPr>
+          <w:p>
+            <w:pPr>
+              <w:jc w:val="center"/>
+              <w:rPr>
+                <w:rFonts w:ascii="Calibri" w:hAnsi="Calibri" w:cs="Calibri"/>
+              </w:rPr>
+            </w:pPr>
+            <w:r>
+              <w:rPr>
+                <w:rFonts w:ascii="Calibri" w:hAnsi="Calibri" w:cs="Calibri"/>
+              </w:rPr>
+              <w:t>PSAP/911 + Transit</w:t>
+            </w:r>
+            <w:r>
+              <w:rPr>
+                <w:rFonts w:ascii="Calibri" w:hAnsi="Calibri" w:cs="Calibri"/>
+              </w:rPr>
+              <w:t xml:space="preserve"> + Campus</w:t>
+            </w:r>
+          </w:p>
+        </w:tc>
+      </w:tr>
+      <w:tr>
+        <w:trPr>
+          <w:tblCellSpacing w:w="15" w:type="dxa"/>
+        </w:trPr>
+        <w:tc>
+          <w:tcPr>
+            <w:tcW w:w="0" w:type="auto"/>
+            <w:vAlign w:val="center"/>
+            <w:hideMark/>
+          </w:tcPr>
+          <w:p>
+            <w:pPr>
+              <w:rPr>
+                <w:rFonts w:ascii="Calibri" w:hAnsi="Calibri" w:cs="Calibri"/>
+              </w:rPr>
+            </w:pPr>
+            <w:r>
+              <w:rPr>
+                <w:rFonts w:ascii="Calibri" w:hAnsi="Calibri" w:cs="Calibri"/>
+                <w:b/>
+                <w:bCs/>
+              </w:rPr>
+              <w:t>Zone 3</w:t>
+            </w:r>
+          </w:p>
+        </w:tc>
+        <w:tc>
+          <w:tcPr>
+            <w:tcW w:w="0" w:type="auto"/>
+            <w:vAlign w:val="center"/>
+            <w:hideMark/>
+          </w:tcPr>
+          <w:p>
+            <w:pPr>
+              <w:jc w:val="center"/>
+              <w:rPr>
+                <w:rFonts w:ascii="Calibri" w:hAnsi="Calibri" w:cs="Calibri"/>
+              </w:rPr>
+            </w:pPr>
+            <w:r>
+              <w:rPr>
+                <w:rFonts w:ascii="Calibri" w:hAnsi="Calibri" w:cs="Calibri"/>
+              </w:rPr>
+              <w:t>CA</w:t>
+            </w:r>
+            <w:r>
+              <w:rPr>
+                <w:rFonts w:ascii="Calibri" w:hAnsi="Calibri" w:cs="Calibri"/>
+              </w:rPr>
+              <w:t>, IL, CO, WA, NV, UT, HI</w:t>
+            </w:r>
+            <w:r>
+              <w:rPr>
+                <w:rFonts w:ascii="Calibri" w:hAnsi="Calibri" w:cs="Calibri"/>
+              </w:rPr>
+              <w:t xml:space="preserve">, </w:t>
+            </w:r>
+            <w:r>
+              <w:rPr>
+                <w:rFonts w:ascii="Calibri" w:hAnsi="Calibri" w:cs="Calibri"/>
+              </w:rPr>
+              <w:t>OR,</w:t>
+            </w:r>
+          </w:p>
+        </w:tc>
+        <w:tc>
+          <w:tcPr>
+            <w:tcW w:w="4177" w:type="dxa"/>
+            <w:vAlign w:val="center"/>
+            <w:hideMark/>
+          </w:tcPr>
+          <w:p>
+            <w:pPr>
+              <w:jc w:val="center"/>
+              <w:rPr>
+                <w:rFonts w:ascii="Calibri" w:hAnsi="Calibri" w:cs="Calibri"/>
+              </w:rPr>
+            </w:pPr>
+            <w:r>
+              <w:rPr>
+                <w:rFonts w:ascii="Calibri" w:hAnsi="Calibri" w:cs="Calibri"/>
+              </w:rPr>
+              <w:t>Campus + Venue + Transit</w:t>
+            </w:r>
+          </w:p>
+        </w:tc>
+      </w:tr>
+      <w:tr>
+        <w:trPr>
+          <w:tblCellSpacing w:w="15" w:type="dxa"/>
+        </w:trPr>
+        <w:tc>
+          <w:tcPr>
+            <w:tcW w:w="0" w:type="auto"/>
+            <w:vAlign w:val="center"/>
+            <w:hideMark/>
+          </w:tcPr>
+          <w:p>
+            <w:pPr>
+              <w:rPr>
+                <w:rFonts w:ascii="Calibri" w:hAnsi="Calibri" w:cs="Calibri"/>
+              </w:rPr>
+            </w:pPr>
+            <w:r>
+              <w:rPr>
+                <w:rFonts w:ascii="Calibri" w:hAnsi="Calibri" w:cs="Calibri"/>
+                <w:b/>
+                <w:bCs/>
+              </w:rPr>
+              <w:t>Zone 4</w:t>
+            </w:r>
+          </w:p>
+        </w:tc>
+        <w:tc>
+          <w:tcPr>
+            <w:tcW w:w="0" w:type="auto"/>
+            <w:vAlign w:val="center"/>
+            <w:hideMark/>
+          </w:tcPr>
+          <w:p>
+            <w:pPr>
+              <w:jc w:val="center"/>
+              <w:rPr>
+                <w:rFonts w:ascii="Calibri" w:hAnsi="Calibri" w:cs="Calibri"/>
+              </w:rPr>
+            </w:pPr>
+            <w:r>
+              <w:rPr>
+                <w:rFonts w:ascii="Calibri" w:hAnsi="Calibri" w:cs="Calibri"/>
+              </w:rPr>
+              <w:t xml:space="preserve">KY, </w:t>
+            </w:r>
+            <w:r>
+              <w:rPr>
+                <w:rFonts w:ascii="Calibri" w:hAnsi="Calibri" w:cs="Calibri"/>
+              </w:rPr>
+              <w:t>MD, VA, CT, DE, RI, OK, MS</w:t>
+            </w:r>
+          </w:p>
+        </w:tc>
+        <w:tc>
+          <w:tcPr>
+            <w:tcW w:w="4177" w:type="dxa"/>
+            <w:vAlign w:val="center"/>
+            <w:hideMark/>
+          </w:tcPr>
+          <w:p>
+            <w:pPr>
+              <w:jc w:val="center"/>
+              <w:rPr>
+                <w:rFonts w:ascii="Calibri" w:hAnsi="Calibri" w:cs="Calibri"/>
+              </w:rPr>
+            </w:pPr>
+            <w:r>
+              <w:rPr>
+                <w:rFonts w:ascii="Calibri" w:hAnsi="Calibri" w:cs="Calibri"/>
+              </w:rPr>
+              <w:t>Campus + Venue + PSAP</w:t>
+            </w:r>
+          </w:p>
+        </w:tc>
+      </w:tr>
+      <w:tr>
+        <w:trPr>
+          <w:tblCellSpacing w:w="15" w:type="dxa"/>
+        </w:trPr>
+        <w:tc>
+          <w:tcPr>
+            <w:tcW w:w="0" w:type="auto"/>
+            <w:vAlign w:val="center"/>
+            <w:hideMark/>
+          </w:tcPr>
+          <w:p>
+            <w:pPr>
+              <w:rPr>
+                <w:rFonts w:ascii="Calibri" w:hAnsi="Calibri" w:cs="Calibri"/>
+              </w:rPr>
+            </w:pPr>
+            <w:r>
+              <w:rPr>
+                <w:rFonts w:ascii="Calibri" w:hAnsi="Calibri" w:cs="Calibri"/>
+                <w:b/>
+                <w:bCs/>
+              </w:rPr>
+              <w:t>Zone 5</w:t>
+            </w:r>
+          </w:p>
+        </w:tc>
+        <w:tc>
+          <w:tcPr>
+            <w:tcW w:w="0" w:type="auto"/>
+            <w:vAlign w:val="center"/>
+            <w:hideMark/>
+          </w:tcPr>
+          <w:p>
+            <w:pPr>
+              <w:jc w:val="center"/>
+              <w:rPr>
+                <w:rFonts w:ascii="Calibri" w:hAnsi="Calibri" w:cs="Calibri"/>
+              </w:rPr>
+            </w:pPr>
+            <w:r>
+              <w:rPr>
+                <w:rFonts w:ascii="Calibri" w:hAnsi="Calibri" w:cs="Calibri"/>
+              </w:rPr>
+              <w:t>PA, NJ, MA, MO, MN, LA, AZ</w:t>
+            </w:r>
+          </w:p>
+        </w:tc>
+        <w:tc>
+          <w:tcPr>
+            <w:tcW w:w="4177" w:type="dxa"/>
+            <w:vAlign w:val="center"/>
+            <w:hideMark/>
+          </w:tcPr>
+          <w:p>
+            <w:pPr>
+              <w:jc w:val="center"/>
+              <w:rPr>
+                <w:rFonts w:ascii="Calibri" w:hAnsi="Calibri" w:cs="Calibri"/>
+              </w:rPr>
+            </w:pPr>
+            <w:r>
+              <w:rPr>
+                <w:rFonts w:ascii="Calibri" w:hAnsi="Calibri" w:cs="Calibri"/>
+              </w:rPr>
+              <w:t>Campus + Venue + PSAP</w:t>
+            </w:r>
+          </w:p>
+        </w:tc>
+      </w:tr>
+      <w:tr>
+        <w:trPr>
+          <w:tblCellSpacing w:w="15" w:type="dxa"/>
+        </w:trPr>
+        <w:tc>
+          <w:tcPr>
+            <w:tcW w:w="0" w:type="auto"/>
+            <w:vAlign w:val="center"/>
+            <w:hideMark/>
+          </w:tcPr>
+          <w:p>
+            <w:pPr>
+              <w:rPr>
+                <w:rFonts w:ascii="Calibri" w:hAnsi="Calibri" w:cs="Calibri"/>
+              </w:rPr>
+            </w:pPr>
+            <w:r>
+              <w:rPr>
+                <w:rFonts w:ascii="Calibri" w:hAnsi="Calibri" w:cs="Calibri"/>
+                <w:b/>
+                <w:bCs/>
+              </w:rPr>
+              <w:t>Zone 6</w:t>
+            </w:r>
+          </w:p>
+        </w:tc>
+        <w:tc>
+          <w:tcPr>
+            <w:tcW w:w="0" w:type="auto"/>
+            <w:vAlign w:val="center"/>
+            <w:hideMark/>
+          </w:tcPr>
+          <w:p>
+            <w:pPr>
+              <w:jc w:val="center"/>
+              <w:rPr>
+                <w:rFonts w:ascii="Calibri" w:hAnsi="Calibri" w:cs="Calibri"/>
+              </w:rPr>
+            </w:pPr>
+            <w:r>
+              <w:rPr>
+                <w:rFonts w:ascii="Calibri" w:hAnsi="Calibri" w:cs="Calibri"/>
+              </w:rPr>
+              <w:t>AK, ID, ME, MT, NH, NM, ND, SD, VT, WV, WY</w:t>
+            </w:r>
+          </w:p>
+        </w:tc>
+        <w:tc>
+          <w:tcPr>
+            <w:tcW w:w="4177" w:type="dxa"/>
+            <w:vAlign w:val="center"/>
+            <w:hideMark/>
+          </w:tcPr>
+          <w:p>
+            <w:pPr>
+              <w:jc w:val="center"/>
+              <w:rPr>
+                <w:rFonts w:ascii="Calibri" w:hAnsi="Calibri" w:cs="Calibri"/>
+              </w:rPr>
+            </w:pPr>
+            <w:r>
+              <w:rPr>
+                <w:rFonts w:ascii="Calibri" w:hAnsi="Calibri" w:cs="Calibri"/>
+              </w:rPr>
+              <w:t>Emerging &amp; Expansion Markets</w:t>
+            </w:r>
+          </w:p>
+        </w:tc>
+      </w:tr>
+    </w:tbl>
+    <w:p>
+      <w:pPr>
+        <w:spacing w:after="100" w:afterAutospacing="1"/>
+        <w:rPr>
+          <w:rFonts w:ascii="Calibri" w:hAnsi="Calibri" w:cs="Calibri"/>
+          <w:color w:val="000000"/>
+        </w:rPr>
+      </w:pPr>
+      <w:r>
+        <w:rPr>
+          <w:rFonts w:ascii="Calibri" w:hAnsi="Calibri" w:cs="Calibri"/>
+          <w:b/>
+          <w:bCs/>
+          <w:color w:val="000000"/>
+        </w:rPr>
+        <w:t>Preferred Sales Zone:</w:t>
+      </w:r>
+      <w:r>
+        <w:rPr>
+          <w:rFonts w:ascii="Calibri" w:hAnsi="Calibri" w:cs="Calibri"/>
+          <w:color w:val="000000"/>
+        </w:rPr>
+        <w:br/>
+      </w:r>
+      <w:r>
+        <w:rPr>
+          <w:rFonts w:ascii="Segoe UI Symbol" w:hAnsi="Segoe UI Symbol" w:cs="Segoe UI Symbol"/>
+          <w:color w:val="000000"/>
+        </w:rPr>
+        <w:t>☐</w:t>
+      </w:r>
+      <w:r>
+        <w:rPr>
+          <w:rFonts w:ascii="Calibri" w:hAnsi="Calibri" w:cs="Calibri"/>
+          <w:color w:val="000000"/>
+        </w:rPr>
+        <w:t xml:space="preserve"> Zone 1</w:t>
+      </w:r>
+      <w:r>
+        <w:rPr>
+          <w:rFonts w:ascii="Calibri" w:hAnsi="Calibri" w:cs="Calibri"/>
+          <w:color w:val="000000"/>
+        </w:rPr>
+        <w:br/>
+      </w:r>
+      <w:r>
+        <w:rPr>
+          <w:rFonts w:ascii="Segoe UI Symbol" w:hAnsi="Segoe UI Symbol" w:cs="Segoe UI Symbol"/>
+          <w:color w:val="000000"/>
+        </w:rPr>
+        <w:t>☐</w:t>
+      </w:r>
+      <w:r>
+        <w:rPr>
+          <w:rFonts w:ascii="Calibri" w:hAnsi="Calibri" w:cs="Calibri"/>
+          <w:color w:val="000000"/>
+        </w:rPr>
+        <w:t xml:space="preserve"> Zone 2</w:t>
+      </w:r>
+      <w:r>
+        <w:rPr>
+          <w:rFonts w:ascii="Calibri" w:hAnsi="Calibri" w:cs="Calibri"/>
+          <w:color w:val="000000"/>
+        </w:rPr>
+        <w:br/>
+      </w:r>
+      <w:r>
+        <w:rPr>
+          <w:rFonts w:ascii="Segoe UI Symbol" w:hAnsi="Segoe UI Symbol" w:cs="Segoe UI Symbol"/>
+          <w:color w:val="000000"/>
+        </w:rPr>
+        <w:t>☐</w:t>
+      </w:r>
+      <w:r>
+        <w:rPr>
+          <w:rFonts w:ascii="Calibri" w:hAnsi="Calibri" w:cs="Calibri"/>
+          <w:color w:val="000000"/>
+        </w:rPr>
+        <w:t xml:space="preserve"> Zone 3</w:t>
+      </w:r>
+      <w:r>
+        <w:rPr>
+          <w:rFonts w:ascii="Calibri" w:hAnsi="Calibri" w:cs="Calibri"/>
+          <w:color w:val="000000"/>
+        </w:rPr>
+        <w:br/>
+      </w:r>
+      <w:r>
+        <w:rPr>
+          <w:rFonts w:ascii="Segoe UI Symbol" w:hAnsi="Segoe UI Symbol" w:cs="Segoe UI Symbol"/>
+          <w:color w:val="000000"/>
+        </w:rPr>
+        <w:t>☐</w:t>
+      </w:r>
+      <w:r>
+        <w:rPr>
+          <w:rFonts w:ascii="Calibri" w:hAnsi="Calibri" w:cs="Calibri"/>
+          <w:color w:val="000000"/>
+        </w:rPr>
+        <w:t xml:space="preserve"> Zone 4</w:t>
+      </w:r>
+      <w:r>
+        <w:rPr>
+          <w:rFonts w:ascii="Calibri" w:hAnsi="Calibri" w:cs="Calibri"/>
+          <w:color w:val="000000"/>
+        </w:rPr>
+        <w:br/>
+      </w:r>
+      <w:r>
+        <w:rPr>
+          <w:rFonts w:ascii="Segoe UI Symbol" w:hAnsi="Segoe UI Symbol" w:cs="Segoe UI Symbol"/>
+          <w:color w:val="000000"/>
+        </w:rPr>
+        <w:t>☐</w:t>
+      </w:r>
+      <w:r>
+        <w:rPr>
+          <w:rFonts w:ascii="Calibri" w:hAnsi="Calibri" w:cs="Calibri"/>
+          <w:color w:val="000000"/>
+        </w:rPr>
+        <w:t xml:space="preserve"> Zone 5</w:t>
+      </w:r>
+      <w:r>
+        <w:rPr>
+          <w:rFonts w:ascii="Calibri" w:hAnsi="Calibri" w:cs="Calibri"/>
+          <w:color w:val="000000"/>
+        </w:rPr>
+        <w:br/>
+      </w:r>
+      <w:r>
+        <w:rPr>
+          <w:rFonts w:ascii="Segoe UI Symbol" w:hAnsi="Segoe UI Symbol" w:cs="Segoe UI Symbol"/>
+          <w:color w:val="000000"/>
+        </w:rPr>
+        <w:t>☐</w:t>
+      </w:r>
+      <w:r>
+        <w:rPr>
+          <w:rFonts w:ascii="Calibri" w:hAnsi="Calibri" w:cs="Calibri"/>
+          <w:color w:val="000000"/>
+        </w:rPr>
+        <w:t xml:space="preserve"> Zone 6</w:t>
+      </w:r>
+      <w:r>
+        <w:rPr>
+          <w:rFonts w:ascii="Calibri" w:hAnsi="Calibri" w:cs="Calibri"/>
+          <w:color w:val="000000"/>
+        </w:rPr>
+        <w:br/>
+      </w:r>
+      <w:r>
+        <w:rPr>
+          <w:rFonts w:ascii="Segoe UI Symbol" w:hAnsi="Segoe UI Symbol" w:cs="Segoe UI Symbol"/>
+          <w:color w:val="000000"/>
+        </w:rPr>
+        <w:t>☐</w:t>
+      </w:r>
+      <w:r>
+        <w:rPr>
+          <w:rFonts w:ascii="Calibri" w:hAnsi="Calibri" w:cs="Calibri"/>
+          <w:color w:val="000000"/>
+        </w:rPr>
+        <w:t xml:space="preserve"> No preference</w:t>
+      </w:r>
+    </w:p>
+    <w:p>
+      <w:pPr>
+        <w:spacing w:after="100" w:afterAutospacing="1"/>
+        <w:rPr>
+          <w:rFonts w:ascii="Calibri" w:hAnsi="Calibri" w:cs="Calibri"/>
+          <w:color w:val="000000"/>
+        </w:rPr>
+      </w:pPr>
+      <w:r>
+        <w:rPr>
+          <w:rFonts w:ascii="Calibri" w:hAnsi="Calibri" w:cs="Calibri"/>
+          <w:b/>
+          <w:bCs/>
+          <w:color w:val="000000"/>
+        </w:rPr>
+        <w:t>Second Choice:</w:t>
+      </w:r>
+      <w:r>
+        <w:rPr>
+          <w:rFonts w:ascii="Calibri" w:hAnsi="Calibri" w:cs="Calibri"/>
+          <w:color w:val="000000"/>
+        </w:rPr>
+        <w:t> ____________________</w:t>
+      </w:r>
     </w:p>
     <w:p>
       <w:pPr>
@@ -4459,7 +5469,18 @@
                 <w:sz w:val="18"/>
                 <w:szCs w:val="18"/>
               </w:rPr>
-              <w:t>[Contractor Full Name]</w:t>
+              <w:t>Name</w:t>
+            </w:r>
+            <w:r>
+              <w:rPr>
+                <w:rFonts w:ascii="Calibri" w:eastAsia="Calibri" w:hAnsi="Calibri" w:cs="Calibri"/>
+                <w:i/>
+                <w:iCs/>
+                <w:color w:val="6B7280"/>
+                <w:sz w:val="18"/>
+                <w:szCs w:val="18"/>
+              </w:rPr>
+              <w:t>:</w:t>
             </w:r>
           </w:p>
           <w:p>
@@ -4500,30 +5521,30 @@
     </w:p>
     <w:p>
       <w:pPr>
-        <w:spacing w:before="60"/>
         <w:jc w:val="center"/>
-      </w:pPr>
-      <w:proofErr w:type="spellStart"/>
-      <w:r>
-        <w:rPr>
-          <w:rFonts w:ascii="Calibri" w:eastAsia="Calibri" w:hAnsi="Calibri" w:cs="Calibri"/>
+        <w:rPr>
+          <w:rFonts w:eastAsia="Calibri"/>
           <w:i/>
           <w:iCs/>
-          <w:color w:val="C0C6D4"/>
-          <w:sz w:val="16"/>
-          <w:szCs w:val="16"/>
-        </w:rPr>
-        <w:t>NexCort</w:t>
-      </w:r>
-      <w:proofErr w:type="spellEnd"/>
-      <w:r>
-        <w:rPr>
-          <w:rFonts w:ascii="Calibri" w:eastAsia="Calibri" w:hAnsi="Calibri" w:cs="Calibri"/>
+        </w:rPr>
+      </w:pPr>
+      <w:proofErr w:type="spellStart"/>
+      <w:r>
+        <w:rPr>
+          <w:rFonts w:eastAsia="Calibri"/>
           <w:i/>
           <w:iCs/>
-          <w:color w:val="C0C6D4"/>
-          <w:sz w:val="16"/>
-          <w:szCs w:val="16"/>
+          <w:color w:val="D9D9D9" w:themeColor="background1" w:themeShade="D9"/>
+        </w:rPr>
+        <w:t>NexCort</w:t>
+      </w:r>
+      <w:proofErr w:type="spellEnd"/>
+      <w:r>
+        <w:rPr>
+          <w:rFonts w:eastAsia="Calibri"/>
+          <w:i/>
+          <w:iCs/>
+          <w:color w:val="D9D9D9" w:themeColor="background1" w:themeShade="D9"/>
         </w:rPr>
         <w:t xml:space="preserve"> </w:t>
       </w:r>
@@ -4531,90 +5552,97 @@
       <w:proofErr w:type="gramStart"/>
       <w:r>
         <w:rPr>
-          <w:rFonts w:ascii="Calibri" w:eastAsia="Calibri" w:hAnsi="Calibri" w:cs="Calibri"/>
+          <w:rFonts w:eastAsia="Calibri"/>
           <w:i/>
           <w:iCs/>
-          <w:color w:val="C0C6D4"/>
-          <w:sz w:val="16"/>
-          <w:szCs w:val="16"/>
+          <w:color w:val="D9D9D9" w:themeColor="background1" w:themeShade="D9"/>
         </w:rPr>
         <w:t>iQ</w:t>
       </w:r>
       <w:proofErr w:type="spellEnd"/>
       <w:r>
         <w:rPr>
-          <w:rFonts w:ascii="Calibri" w:eastAsia="Calibri" w:hAnsi="Calibri" w:cs="Calibri"/>
+          <w:rFonts w:eastAsia="Calibri"/>
           <w:i/>
           <w:iCs/>
-          <w:color w:val="C0C6D4"/>
-          <w:sz w:val="16"/>
-          <w:szCs w:val="16"/>
+          <w:color w:val="D9D9D9" w:themeColor="background1" w:themeShade="D9"/>
         </w:rPr>
         <w:t xml:space="preserve">  ·</w:t>
       </w:r>
       <w:proofErr w:type="gramEnd"/>
       <w:r>
         <w:rPr>
-          <w:rFonts w:ascii="Calibri" w:eastAsia="Calibri" w:hAnsi="Calibri" w:cs="Calibri"/>
+          <w:rFonts w:eastAsia="Calibri"/>
           <w:i/>
           <w:iCs/>
-          <w:color w:val="C0C6D4"/>
-          <w:sz w:val="16"/>
-          <w:szCs w:val="16"/>
+          <w:color w:val="D9D9D9" w:themeColor="background1" w:themeShade="D9"/>
         </w:rPr>
         <w:t xml:space="preserve">  Apps on Demand </w:t>
       </w:r>
       <w:proofErr w:type="gramStart"/>
       <w:r>
         <w:rPr>
-          <w:rFonts w:ascii="Calibri" w:eastAsia="Calibri" w:hAnsi="Calibri" w:cs="Calibri"/>
+          <w:rFonts w:eastAsia="Calibri"/>
           <w:i/>
           <w:iCs/>
-          <w:color w:val="C0C6D4"/>
-          <w:sz w:val="16"/>
-          <w:szCs w:val="16"/>
+          <w:color w:val="D9D9D9" w:themeColor="background1" w:themeShade="D9"/>
         </w:rPr>
         <w:t>LLC  ·</w:t>
       </w:r>
       <w:proofErr w:type="gramEnd"/>
       <w:r>
         <w:rPr>
-          <w:rFonts w:ascii="Calibri" w:eastAsia="Calibri" w:hAnsi="Calibri" w:cs="Calibri"/>
+          <w:rFonts w:eastAsia="Calibri"/>
           <w:i/>
           <w:iCs/>
-          <w:color w:val="C0C6D4"/>
-          <w:sz w:val="16"/>
-          <w:szCs w:val="16"/>
+          <w:color w:val="D9D9D9" w:themeColor="background1" w:themeShade="D9"/>
         </w:rPr>
         <w:t xml:space="preserve">  </w:t>
       </w:r>
       <w:proofErr w:type="gramStart"/>
       <w:r>
         <w:rPr>
-          <w:rFonts w:ascii="Calibri" w:eastAsia="Calibri" w:hAnsi="Calibri" w:cs="Calibri"/>
+          <w:rFonts w:eastAsia="Calibri"/>
           <w:i/>
           <w:iCs/>
-          <w:color w:val="C0C6D4"/>
-          <w:sz w:val="16"/>
-          <w:szCs w:val="16"/>
+          <w:color w:val="D9D9D9" w:themeColor="background1" w:themeShade="D9"/>
         </w:rPr>
         <w:t>Confidential  ·</w:t>
       </w:r>
       <w:proofErr w:type="gramEnd"/>
       <w:r>
         <w:rPr>
-          <w:rFonts w:ascii="Calibri" w:eastAsia="Calibri" w:hAnsi="Calibri" w:cs="Calibri"/>
+          <w:rFonts w:eastAsia="Calibri"/>
           <w:i/>
           <w:iCs/>
-          <w:color w:val="C0C6D4"/>
-          <w:sz w:val="16"/>
-          <w:szCs w:val="16"/>
+          <w:color w:val="D9D9D9" w:themeColor="background1" w:themeShade="D9"/>
         </w:rPr>
         <w:t xml:space="preserve">  nexcortiq.us</w:t>
       </w:r>
+      <w:r>
+        <w:rPr>
+          <w:rFonts w:eastAsia="Calibri"/>
+          <w:i/>
+          <w:iCs/>
+          <w:color w:val="D9D9D9" w:themeColor="background1" w:themeShade="D9"/>
+        </w:rPr>
+        <w:br/>
+      </w:r>
+    </w:p>
+    <w:p>
+      <w:pPr>
+        <w:rPr>
+          <w:rFonts w:ascii="Calibri" w:hAnsi="Calibri" w:cs="Calibri"/>
+        </w:rPr>
+      </w:pPr>
     </w:p>
     <w:sectPr>
-      <w:headerReference w:type="default" r:id="rId7"/>
+      <w:headerReference w:type="even" r:id="rId7"/>
+      <w:headerReference w:type="default" r:id="rId8"/>
+      <w:footerReference w:type="even" r:id="rId9"/>
+      <w:footerReference w:type="default" r:id="rId10"/>
+      <w:headerReference w:type="first" r:id="rId11"/>
+      <w:footerReference w:type="first" r:id="rId12"/>
       <w:pgSz w:w="12240" w:h="15840"/>
       <w:pgMar w:top="1440" w:right="1584" w:bottom="1440" w:left="1584" w:header="288" w:footer="720" w:gutter="0"/>
       <w:cols w:space="720"/>
@@ -4643,6 +5671,36 @@
 </w:endnotes>
 </file>
 
+<file path=word/footer1.xml><?xml version="1.0" encoding="utf-8"?>
+<w:ftr xmlns:wpc="http://schemas.microsoft.com/office/word/2010/wordprocessingCanvas" xmlns:cx="http://schemas.microsoft.com/office/drawing/2014/chartex" xmlns:cx1="http://schemas.microsoft.com/office/drawing/2015/9/8/chartex" xmlns:cx2="http://schemas.microsoft.com/office/drawing/2015/10/21/chartex" xmlns:cx3="http://schemas.microsoft.com/office/drawing/2016/5/9/chartex" xmlns:cx4="http://schemas.microsoft.com/office/drawing/2016/5/10/chartex" xmlns:cx5="http://schemas.microsoft.com/office/drawing/2016/5/11/chartex" xmlns:cx6="http://schemas.microsoft.com/office/drawing/2016/5/12/chartex" xmlns:cx7="http://schemas.microsoft.com/office/drawing/2016/5/13/chartex" xmlns:cx8="http://schemas.microsoft.com/office/drawing/2016/5/14/chartex" xmlns:mc="http://schemas.openxmlformats.org/markup-compatibility/2006" xmlns:m="http://schemas.openxmlformats.org/officeDocument/2006/math" xmlns:aink="http://schemas.microsoft.com/office/drawing/2016/ink" xmlns:am3d="http://schemas.microsoft.com/office/drawing/2017/model3d" xmlns:oel="http://schemas.microsoft.com/office/2019/extlst" xmlns:r="http://schemas.openxmlformats.org/officeDocument/2006/relationships" xmlns:wp14="http://schemas.microsoft.com/office/word/2010/wordprocessingDrawing" xmlns:wp="http://schemas.openxmlformats.org/drawingml/2006/wordprocessingDrawing" xmlns:wpg="http://schemas.microsoft.com/office/word/2010/wordprocessingGroup" xmlns:wpi="http://schemas.microsoft.com/office/word/2010/wordprocessingInk" xmlns:wps="http://schemas.microsoft.com/office/word/2010/wordprocessingShape" xmlns:o="urn:schemas-microsoft-com:office:office" xmlns:v="urn:schemas-microsoft-com:vml" xmlns:w10="urn:schemas-microsoft-com:office:word" xmlns:w="http://schemas.openxmlformats.org/wordprocessingml/2006/main" xmlns:w14="http://schemas.microsoft.com/office/word/2010/wordml" xmlns:w15="http://schemas.microsoft.com/office/word/2012/wordml" xmlns:w16cex="http://schemas.microsoft.com/office/word/2018/wordml/cex" xmlns:w16cid="http://schemas.microsoft.com/office/word/2016/wordml/cid" xmlns:w16="http://schemas.microsoft.com/office/word/2018/wordml" xmlns:w16sdtdh="http://schemas.microsoft.com/office/word/2020/wordml/sdtdatahash" xmlns:w16sdtfl="http://schemas.microsoft.com/office/word/2024/wordml/sdtformatlock" xmlns:w16se="http://schemas.microsoft.com/office/word/2015/wordml/symex" xmlns:w16du="http://schemas.microsoft.com/office/word/2023/wordml/word16du" xmlns:wne="http://schemas.microsoft.com/office/word/2006/wordml" mc:Ignorable="w14 w15 w16se w16cid w16 w16cex w16sdtdh w16sdtfl w16du wp14">
+  <w:p>
+    <w:pPr>
+      <w:pStyle w:val="Footer"/>
+    </w:pPr>
+  </w:p>
+</w:ftr>
+</file>
+
+<file path=word/footer2.xml><?xml version="1.0" encoding="utf-8"?>
+<w:ftr xmlns:wpc="http://schemas.microsoft.com/office/word/2010/wordprocessingCanvas" xmlns:cx="http://schemas.microsoft.com/office/drawing/2014/chartex" xmlns:cx1="http://schemas.microsoft.com/office/drawing/2015/9/8/chartex" xmlns:cx2="http://schemas.microsoft.com/office/drawing/2015/10/21/chartex" xmlns:cx3="http://schemas.microsoft.com/office/drawing/2016/5/9/chartex" xmlns:cx4="http://schemas.microsoft.com/office/drawing/2016/5/10/chartex" xmlns:cx5="http://schemas.microsoft.com/office/drawing/2016/5/11/chartex" xmlns:cx6="http://schemas.microsoft.com/office/drawing/2016/5/12/chartex" xmlns:cx7="http://schemas.microsoft.com/office/drawing/2016/5/13/chartex" xmlns:cx8="http://schemas.microsoft.com/office/drawing/2016/5/14/chartex" xmlns:mc="http://schemas.openxmlformats.org/markup-compatibility/2006" xmlns:m="http://schemas.openxmlformats.org/officeDocument/2006/math" xmlns:aink="http://schemas.microsoft.com/office/drawing/2016/ink" xmlns:am3d="http://schemas.microsoft.com/office/drawing/2017/model3d" xmlns:oel="http://schemas.microsoft.com/office/2019/extlst" xmlns:r="http://schemas.openxmlformats.org/officeDocument/2006/relationships" xmlns:wp14="http://schemas.microsoft.com/office/word/2010/wordprocessingDrawing" xmlns:wp="http://schemas.openxmlformats.org/drawingml/2006/wordprocessingDrawing" xmlns:wpg="http://schemas.microsoft.com/office/word/2010/wordprocessingGroup" xmlns:wpi="http://schemas.microsoft.com/office/word/2010/wordprocessingInk" xmlns:wps="http://schemas.microsoft.com/office/word/2010/wordprocessingShape" xmlns:o="urn:schemas-microsoft-com:office:office" xmlns:v="urn:schemas-microsoft-com:vml" xmlns:w10="urn:schemas-microsoft-com:office:word" xmlns:w="http://schemas.openxmlformats.org/wordprocessingml/2006/main" xmlns:w14="http://schemas.microsoft.com/office/word/2010/wordml" xmlns:w15="http://schemas.microsoft.com/office/word/2012/wordml" xmlns:w16cex="http://schemas.microsoft.com/office/word/2018/wordml/cex" xmlns:w16cid="http://schemas.microsoft.com/office/word/2016/wordml/cid" xmlns:w16="http://schemas.microsoft.com/office/word/2018/wordml" xmlns:w16sdtdh="http://schemas.microsoft.com/office/word/2020/wordml/sdtdatahash" xmlns:w16sdtfl="http://schemas.microsoft.com/office/word/2024/wordml/sdtformatlock" xmlns:w16se="http://schemas.microsoft.com/office/word/2015/wordml/symex" xmlns:w16du="http://schemas.microsoft.com/office/word/2023/wordml/word16du" xmlns:wne="http://schemas.microsoft.com/office/word/2006/wordml" mc:Ignorable="w14 w15 w16se w16cid w16 w16cex w16sdtdh w16sdtfl w16du wp14">
+  <w:p>
+    <w:pPr>
+      <w:pStyle w:val="Footer"/>
+    </w:pPr>
+  </w:p>
+</w:ftr>
+</file>
+
+<file path=word/footer3.xml><?xml version="1.0" encoding="utf-8"?>
+<w:ftr xmlns:wpc="http://schemas.microsoft.com/office/word/2010/wordprocessingCanvas" xmlns:cx="http://schemas.microsoft.com/office/drawing/2014/chartex" xmlns:cx1="http://schemas.microsoft.com/office/drawing/2015/9/8/chartex" xmlns:cx2="http://schemas.microsoft.com/office/drawing/2015/10/21/chartex" xmlns:cx3="http://schemas.microsoft.com/office/drawing/2016/5/9/chartex" xmlns:cx4="http://schemas.microsoft.com/office/drawing/2016/5/10/chartex" xmlns:cx5="http://schemas.microsoft.com/office/drawing/2016/5/11/chartex" xmlns:cx6="http://schemas.microsoft.com/office/drawing/2016/5/12/chartex" xmlns:cx7="http://schemas.microsoft.com/office/drawing/2016/5/13/chartex" xmlns:cx8="http://schemas.microsoft.com/office/drawing/2016/5/14/chartex" xmlns:mc="http://schemas.openxmlformats.org/markup-compatibility/2006" xmlns:m="http://schemas.openxmlformats.org/officeDocument/2006/math" xmlns:aink="http://schemas.microsoft.com/office/drawing/2016/ink" xmlns:am3d="http://schemas.microsoft.com/office/drawing/2017/model3d" xmlns:oel="http://schemas.microsoft.com/office/2019/extlst" xmlns:r="http://schemas.openxmlformats.org/officeDocument/2006/relationships" xmlns:wp14="http://schemas.microsoft.com/office/word/2010/wordprocessingDrawing" xmlns:wp="http://schemas.openxmlformats.org/drawingml/2006/wordprocessingDrawing" xmlns:wpg="http://schemas.microsoft.com/office/word/2010/wordprocessingGroup" xmlns:wpi="http://schemas.microsoft.com/office/word/2010/wordprocessingInk" xmlns:wps="http://schemas.microsoft.com/office/word/2010/wordprocessingShape" xmlns:o="urn:schemas-microsoft-com:office:office" xmlns:v="urn:schemas-microsoft-com:vml" xmlns:w10="urn:schemas-microsoft-com:office:word" xmlns:w="http://schemas.openxmlformats.org/wordprocessingml/2006/main" xmlns:w14="http://schemas.microsoft.com/office/word/2010/wordml" xmlns:w15="http://schemas.microsoft.com/office/word/2012/wordml" xmlns:w16cex="http://schemas.microsoft.com/office/word/2018/wordml/cex" xmlns:w16cid="http://schemas.microsoft.com/office/word/2016/wordml/cid" xmlns:w16="http://schemas.microsoft.com/office/word/2018/wordml" xmlns:w16sdtdh="http://schemas.microsoft.com/office/word/2020/wordml/sdtdatahash" xmlns:w16sdtfl="http://schemas.microsoft.com/office/word/2024/wordml/sdtformatlock" xmlns:w16se="http://schemas.microsoft.com/office/word/2015/wordml/symex" xmlns:w16du="http://schemas.microsoft.com/office/word/2023/wordml/word16du" xmlns:wne="http://schemas.microsoft.com/office/word/2006/wordml" mc:Ignorable="w14 w15 w16se w16cid w16 w16cex w16sdtdh w16sdtfl w16du wp14">
+  <w:p>
+    <w:pPr>
+      <w:pStyle w:val="Footer"/>
+    </w:pPr>
+  </w:p>
+</w:ftr>
+</file>
+
 <file path=word/footnotes.xml><?xml version="1.0" encoding="utf-8"?>
 <w:footnotes xmlns:wpc="http://schemas.microsoft.com/office/word/2010/wordprocessingCanvas" xmlns:cx="http://schemas.microsoft.com/office/drawing/2014/chartex" xmlns:cx1="http://schemas.microsoft.com/office/drawing/2015/9/8/chartex" xmlns:cx2="http://schemas.microsoft.com/office/drawing/2015/10/21/chartex" xmlns:cx3="http://schemas.microsoft.com/office/drawing/2016/5/9/chartex" xmlns:cx4="http://schemas.microsoft.com/office/drawing/2016/5/10/chartex" xmlns:cx5="http://schemas.microsoft.com/office/drawing/2016/5/11/chartex" xmlns:cx6="http://schemas.microsoft.com/office/drawing/2016/5/12/chartex" xmlns:cx7="http://schemas.microsoft.com/office/drawing/2016/5/13/chartex" xmlns:cx8="http://schemas.microsoft.com/office/drawing/2016/5/14/chartex" xmlns:mc="http://schemas.openxmlformats.org/markup-compatibility/2006" xmlns:m="http://schemas.openxmlformats.org/officeDocument/2006/math" xmlns:aink="http://schemas.microsoft.com/office/drawing/2016/ink" xmlns:am3d="http://schemas.microsoft.com/office/drawing/2017/model3d" xmlns:oel="http://schemas.microsoft.com/office/2019/extlst" xmlns:r="http://schemas.openxmlformats.org/officeDocument/2006/relationships" xmlns:wp14="http://schemas.microsoft.com/office/word/2010/wordprocessingDrawing" xmlns:wp="http://schemas.openxmlformats.org/drawingml/2006/wordprocessingDrawing" xmlns:wpg="http://schemas.microsoft.com/office/word/2010/wordprocessingGroup" xmlns:wpi="http://schemas.microsoft.com/office/word/2010/wordprocessingInk" xmlns:wps="http://schemas.microsoft.com/office/word/2010/wordprocessingShape" xmlns:o="urn:schemas-microsoft-com:office:office" xmlns:v="urn:schemas-microsoft-com:vml" xmlns:w10="urn:schemas-microsoft-com:office:word" xmlns:w="http://schemas.openxmlformats.org/wordprocessingml/2006/main" xmlns:w14="http://schemas.microsoft.com/office/word/2010/wordml" xmlns:w15="http://schemas.microsoft.com/office/word/2012/wordml" xmlns:w16cex="http://schemas.microsoft.com/office/word/2018/wordml/cex" xmlns:w16cid="http://schemas.microsoft.com/office/word/2016/wordml/cid" xmlns:w16="http://schemas.microsoft.com/office/word/2018/wordml" xmlns:w16sdtdh="http://schemas.microsoft.com/office/word/2020/wordml/sdtdatahash" xmlns:w16sdtfl="http://schemas.microsoft.com/office/word/2024/wordml/sdtformatlock" xmlns:w16se="http://schemas.microsoft.com/office/word/2015/wordml/symex" xmlns:w16du="http://schemas.microsoft.com/office/word/2023/wordml/word16du" xmlns:wne="http://schemas.microsoft.com/office/word/2006/wordml" mc:Ignorable="w14 w15 w16se w16cid w16 w16cex w16sdtdh w16sdtfl w16du wp14">
   <w:footnote w:type="separator" w:id="-1">
@@ -4663,6 +5721,16 @@
 </file>
 
 <file path=word/header1.xml><?xml version="1.0" encoding="utf-8"?>
+<w:hdr xmlns:wpc="http://schemas.microsoft.com/office/word/2010/wordprocessingCanvas" xmlns:cx="http://schemas.microsoft.com/office/drawing/2014/chartex" xmlns:cx1="http://schemas.microsoft.com/office/drawing/2015/9/8/chartex" xmlns:cx2="http://schemas.microsoft.com/office/drawing/2015/10/21/chartex" xmlns:cx3="http://schemas.microsoft.com/office/drawing/2016/5/9/chartex" xmlns:cx4="http://schemas.microsoft.com/office/drawing/2016/5/10/chartex" xmlns:cx5="http://schemas.microsoft.com/office/drawing/2016/5/11/chartex" xmlns:cx6="http://schemas.microsoft.com/office/drawing/2016/5/12/chartex" xmlns:cx7="http://schemas.microsoft.com/office/drawing/2016/5/13/chartex" xmlns:cx8="http://schemas.microsoft.com/office/drawing/2016/5/14/chartex" xmlns:mc="http://schemas.openxmlformats.org/markup-compatibility/2006" xmlns:m="http://schemas.openxmlformats.org/officeDocument/2006/math" xmlns:aink="http://schemas.microsoft.com/office/drawing/2016/ink" xmlns:am3d="http://schemas.microsoft.com/office/drawing/2017/model3d" xmlns:oel="http://schemas.microsoft.com/office/2019/extlst" xmlns:r="http://schemas.openxmlformats.org/officeDocument/2006/relationships" xmlns:wp14="http://schemas.microsoft.com/office/word/2010/wordprocessingDrawing" xmlns:wp="http://schemas.openxmlformats.org/drawingml/2006/wordprocessingDrawing" xmlns:wpg="http://schemas.microsoft.com/office/word/2010/wordprocessingGroup" xmlns:wpi="http://schemas.microsoft.com/office/word/2010/wordprocessingInk" xmlns:wps="http://schemas.microsoft.com/office/word/2010/wordprocessingShape" xmlns:o="urn:schemas-microsoft-com:office:office" xmlns:v="urn:schemas-microsoft-com:vml" xmlns:w10="urn:schemas-microsoft-com:office:word" xmlns:w="http://schemas.openxmlformats.org/wordprocessingml/2006/main" xmlns:w14="http://schemas.microsoft.com/office/word/2010/wordml" xmlns:w15="http://schemas.microsoft.com/office/word/2012/wordml" xmlns:w16cex="http://schemas.microsoft.com/office/word/2018/wordml/cex" xmlns:w16cid="http://schemas.microsoft.com/office/word/2016/wordml/cid" xmlns:w16="http://schemas.microsoft.com/office/word/2018/wordml" xmlns:w16sdtdh="http://schemas.microsoft.com/office/word/2020/wordml/sdtdatahash" xmlns:w16sdtfl="http://schemas.microsoft.com/office/word/2024/wordml/sdtformatlock" xmlns:w16se="http://schemas.microsoft.com/office/word/2015/wordml/symex" xmlns:w16du="http://schemas.microsoft.com/office/word/2023/wordml/word16du" xmlns:wne="http://schemas.microsoft.com/office/word/2006/wordml" mc:Ignorable="w14 w15 w16se w16cid w16 w16cex w16sdtdh w16sdtfl w16du wp14">
+  <w:p>
+    <w:pPr>
+      <w:pStyle w:val="Header"/>
+    </w:pPr>
+  </w:p>
+</w:hdr>
+</file>
+
+<file path=word/header2.xml><?xml version="1.0" encoding="utf-8"?>
 <w:hdr xmlns:wpc="http://schemas.microsoft.com/office/word/2010/wordprocessingCanvas" xmlns:cx="http://schemas.microsoft.com/office/drawing/2014/chartex" xmlns:cx1="http://schemas.microsoft.com/office/drawing/2015/9/8/chartex" xmlns:cx2="http://schemas.microsoft.com/office/drawing/2015/10/21/chartex" xmlns:cx3="http://schemas.microsoft.com/office/drawing/2016/5/9/chartex" xmlns:cx4="http://schemas.microsoft.com/office/drawing/2016/5/10/chartex" xmlns:cx5="http://schemas.microsoft.com/office/drawing/2016/5/11/chartex" xmlns:cx6="http://schemas.microsoft.com/office/drawing/2016/5/12/chartex" xmlns:cx7="http://schemas.microsoft.com/office/drawing/2016/5/13/chartex" xmlns:cx8="http://schemas.microsoft.com/office/drawing/2016/5/14/chartex" xmlns:mc="http://schemas.openxmlformats.org/markup-compatibility/2006" xmlns:m="http://schemas.openxmlformats.org/officeDocument/2006/math" xmlns:aink="http://schemas.microsoft.com/office/drawing/2016/ink" xmlns:am3d="http://schemas.microsoft.com/office/drawing/2017/model3d" xmlns:oel="http://schemas.microsoft.com/office/2019/extlst" xmlns:r="http://schemas.openxmlformats.org/officeDocument/2006/relationships" xmlns:wp14="http://schemas.microsoft.com/office/word/2010/wordprocessingDrawing" xmlns:wp="http://schemas.openxmlformats.org/drawingml/2006/wordprocessingDrawing" xmlns:wpg="http://schemas.microsoft.com/office/word/2010/wordprocessingGroup" xmlns:wpi="http://schemas.microsoft.com/office/word/2010/wordprocessingInk" xmlns:wps="http://schemas.microsoft.com/office/word/2010/wordprocessingShape" xmlns:o="urn:schemas-microsoft-com:office:office" xmlns:v="urn:schemas-microsoft-com:vml" xmlns:w10="urn:schemas-microsoft-com:office:word" xmlns:w="http://schemas.openxmlformats.org/wordprocessingml/2006/main" xmlns:w14="http://schemas.microsoft.com/office/word/2010/wordml" xmlns:w15="http://schemas.microsoft.com/office/word/2012/wordml" xmlns:w16cex="http://schemas.microsoft.com/office/word/2018/wordml/cex" xmlns:w16cid="http://schemas.microsoft.com/office/word/2016/wordml/cid" xmlns:w16="http://schemas.microsoft.com/office/word/2018/wordml" xmlns:w16sdtdh="http://schemas.microsoft.com/office/word/2020/wordml/sdtdatahash" xmlns:w16sdtfl="http://schemas.microsoft.com/office/word/2024/wordml/sdtformatlock" xmlns:w16se="http://schemas.microsoft.com/office/word/2015/wordml/symex" xmlns:w16du="http://schemas.microsoft.com/office/word/2023/wordml/word16du" xmlns:wne="http://schemas.microsoft.com/office/word/2006/wordml" mc:Ignorable="w14 w15 w16se w16cid w16 w16cex w16sdtdh w16sdtfl w16du wp14">
   <w:p>
     <w:pPr>
@@ -4784,6 +5852,16 @@
       <w:t>Independent Sales Contractor Agreement</w:t>
     </w:r>
   </w:p>
+  <w:p>
+    <w:pPr>
+      <w:pStyle w:val="Header"/>
+    </w:pPr>
+  </w:p>
+</w:hdr>
+</file>
+
+<file path=word/header3.xml><?xml version="1.0" encoding="utf-8"?>
+<w:hdr xmlns:wpc="http://schemas.microsoft.com/office/word/2010/wordprocessingCanvas" xmlns:cx="http://schemas.microsoft.com/office/drawing/2014/chartex" xmlns:cx1="http://schemas.microsoft.com/office/drawing/2015/9/8/chartex" xmlns:cx2="http://schemas.microsoft.com/office/drawing/2015/10/21/chartex" xmlns:cx3="http://schemas.microsoft.com/office/drawing/2016/5/9/chartex" xmlns:cx4="http://schemas.microsoft.com/office/drawing/2016/5/10/chartex" xmlns:cx5="http://schemas.microsoft.com/office/drawing/2016/5/11/chartex" xmlns:cx6="http://schemas.microsoft.com/office/drawing/2016/5/12/chartex" xmlns:cx7="http://schemas.microsoft.com/office/drawing/2016/5/13/chartex" xmlns:cx8="http://schemas.microsoft.com/office/drawing/2016/5/14/chartex" xmlns:mc="http://schemas.openxmlformats.org/markup-compatibility/2006" xmlns:m="http://schemas.openxmlformats.org/officeDocument/2006/math" xmlns:aink="http://schemas.microsoft.com/office/drawing/2016/ink" xmlns:am3d="http://schemas.microsoft.com/office/drawing/2017/model3d" xmlns:oel="http://schemas.microsoft.com/office/2019/extlst" xmlns:r="http://schemas.openxmlformats.org/officeDocument/2006/relationships" xmlns:wp14="http://schemas.microsoft.com/office/word/2010/wordprocessingDrawing" xmlns:wp="http://schemas.openxmlformats.org/drawingml/2006/wordprocessingDrawing" xmlns:wpg="http://schemas.microsoft.com/office/word/2010/wordprocessingGroup" xmlns:wpi="http://schemas.microsoft.com/office/word/2010/wordprocessingInk" xmlns:wps="http://schemas.microsoft.com/office/word/2010/wordprocessingShape" xmlns:o="urn:schemas-microsoft-com:office:office" xmlns:v="urn:schemas-microsoft-com:vml" xmlns:w10="urn:schemas-microsoft-com:office:word" xmlns:w="http://schemas.openxmlformats.org/wordprocessingml/2006/main" xmlns:w14="http://schemas.microsoft.com/office/word/2010/wordml" xmlns:w15="http://schemas.microsoft.com/office/word/2012/wordml" xmlns:w16cex="http://schemas.microsoft.com/office/word/2018/wordml/cex" xmlns:w16cid="http://schemas.microsoft.com/office/word/2016/wordml/cid" xmlns:w16="http://schemas.microsoft.com/office/word/2018/wordml" xmlns:w16sdtdh="http://schemas.microsoft.com/office/word/2020/wordml/sdtdatahash" xmlns:w16sdtfl="http://schemas.microsoft.com/office/word/2024/wordml/sdtformatlock" xmlns:w16se="http://schemas.microsoft.com/office/word/2015/wordml/symex" xmlns:w16du="http://schemas.microsoft.com/office/word/2023/wordml/word16du" xmlns:wne="http://schemas.microsoft.com/office/word/2006/wordml" mc:Ignorable="w14 w15 w16se w16cid w16 w16cex w16sdtdh w16sdtfl w16du wp14">
   <w:p>
     <w:pPr>
       <w:pStyle w:val="Header"/>
@@ -5603,6 +6681,21 @@
     <w:basedOn w:val="DefaultParagraphFont"/>
     <w:rsid w:val="008431C6"/>
   </w:style>
+  <w:style w:type="paragraph" w:styleId="NormalWeb">
+    <w:name w:val="Normal (Web)"/>
+    <w:basedOn w:val="Normal"/>
+    <w:uiPriority w:val="99"/>
+    <w:semiHidden/>
+    <w:unhideWhenUsed/>
+    <w:rsid w:val="002013B1"/>
+    <w:pPr>
+      <w:spacing w:before="100" w:beforeAutospacing="1" w:after="100" w:afterAutospacing="1"/>
+    </w:pPr>
+    <w:rPr>
+      <w:sz w:val="24"/>
+      <w:szCs w:val="24"/>
+    </w:rPr>
+  </w:style>
 </w:styles>
 </file>
 
